--- a/4. RESULTADOS/06_tratamiento_continuo/T24_tres_medidas_real_vs_placebo.docx
+++ b/4. RESULTADOS/06_tratamiento_continuo/T24_tres_medidas_real_vs_placebo.docx
@@ -25,7 +25,7 @@
         <w:ind w:left="60" w:right="60" w:firstLine="0" w:firstLineChars="0"/>
       </w:pPr>
       <w:r>
-        <w:t xml:space="preserve">Tabla 24. Las tres medidas de exposición: salto real de 2023 frente al placebo de 2019</w:t>
+        <w:t xml:space="preserve">Tabla 24. Las tres medidas de exposición: salto real de 2023 frente al placebo de 2019. Real: año base 2022, promedio 2019, 2021 y 2022. Placebo: año base 2018, promedio 2015-2018.</w:t>
       </w:r>
     </w:p>
     <w:tbl xmlns:a="http://schemas.openxmlformats.org/drawingml/2006/main" xmlns:pic="http://schemas.openxmlformats.org/drawingml/2006/picture">
@@ -35,11 +35,12 @@
         <w:tblLook w:firstRow="1" w:lastRow="0" w:firstColumn="0" w:lastColumn="0" w:noHBand="0" w:noVBand="1"/>
       </w:tblPr>
       <w:tblGrid>
-        <w:gridCol w:w="2575"/>
-        <w:gridCol w:w="3701"/>
+        <w:gridCol w:w="3639"/>
+        <w:gridCol w:w="4544"/>
         <w:gridCol w:w="3517"/>
         <w:gridCol w:w="2391"/>
         <w:gridCol w:w="2160"/>
+        <w:gridCol w:w="1854"/>
         <w:gridCol w:w="1132"/>
         <w:gridCol w:w="1609"/>
         <w:gridCol w:w="1010"/>
@@ -375,6 +376,61 @@
                 <w:szCs w:val="22"/>
                 <w:color w:val="000000"/>
               </w:rPr>
+              <w:t xml:space="preserve">error_estandar</w:t>
+            </w:r>
+          </w:p>
+        </w:tc>
+        <w:tc>
+          <w:tcPr>
+            <w:tcBorders>
+              <w:bottom w:val="single" w:sz="12" w:space="0" w:color="666666"/>
+              <w:top w:val="single" w:sz="12" w:space="0" w:color="666666"/>
+              <w:left w:val="none" w:sz="0" w:space="0" w:color="000000"/>
+              <w:right w:val="none" w:sz="0" w:space="0" w:color="000000"/>
+            </w:tcBorders>
+            <w:shd w:val="clear" w:color="auto" w:fill="FFFFFF"/>
+            <w:tcMar>
+              <w:top w:w="0" w:type="dxa"/>
+              <w:bottom w:w="0" w:type="dxa"/>
+              <w:left w:w="0" w:type="dxa"/>
+              <w:right w:w="0" w:type="dxa"/>
+            </w:tcMar>
+            <w:vAlign w:val="center"/>
+          </w:tcPr>
+          <w:p>
+            <w:pPr>
+              <w:pStyle w:val="Normal"/>
+              <w:jc w:val="right"/>
+              <w:pBdr>
+                <w:bottom w:val="none" w:sz="0" w:space="0" w:color="000000"/>
+                <w:top w:val="none" w:sz="0" w:space="0" w:color="000000"/>
+                <w:left w:val="none" w:sz="0" w:space="0" w:color="000000"/>
+                <w:right w:val="none" w:sz="0" w:space="0" w:color="000000"/>
+              </w:pBdr>
+              <w:spacing w:after="100" w:before="100" w:line="240"/>
+              <w:ind w:left="100" w:right="100" w:firstLine="0" w:firstLineChars="0"/>
+              <w:rPr>
+                <w:rFonts w:ascii="Arial" w:hAnsi="Arial" w:eastAsia="Arial" w:cs="Arial"/>
+                <w:i w:val="false"/>
+                <w:b w:val="false"/>
+                <w:u w:val="none"/>
+                <w:strike w:val="false"/>
+                <w:sz w:val="22"/>
+                <w:szCs w:val="22"/>
+                <w:color w:val="000000"/>
+              </w:rPr>
+            </w:pPr>
+            <w:r>
+              <w:rPr>
+                <w:rFonts w:ascii="Arial" w:hAnsi="Arial" w:eastAsia="Arial" w:cs="Arial"/>
+                <w:i w:val="false"/>
+                <w:b w:val="false"/>
+                <w:u w:val="none"/>
+                <w:strike w:val="false"/>
+                <w:sz w:val="22"/>
+                <w:szCs w:val="22"/>
+                <w:color w:val="000000"/>
+              </w:rPr>
               <w:t xml:space="preserve">p_valor</w:t>
             </w:r>
           </w:p>
@@ -545,7 +601,7 @@
                 <w:szCs w:val="22"/>
                 <w:color w:val="000000"/>
               </w:rPr>
-              <w:t xml:space="preserve">Empleo total (log)</w:t>
+              <w:t xml:space="preserve">Costo laboral por trabajador (log)</w:t>
             </w:r>
           </w:p>
         </w:tc>
@@ -600,7 +656,7 @@
                 <w:szCs w:val="22"/>
                 <w:color w:val="000000"/>
               </w:rPr>
-              <w:t xml:space="preserve">A. Salario de la firma en 2022</w:t>
+              <w:t xml:space="preserve">A. Salario de la firma en el año base</w:t>
             </w:r>
           </w:p>
         </w:tc>
@@ -765,7 +821,7 @@
                 <w:szCs w:val="22"/>
                 <w:color w:val="000000"/>
               </w:rPr>
-              <w:t xml:space="preserve">1.4125</w:t>
+              <w:t xml:space="preserve">2.0747</w:t>
             </w:r>
           </w:p>
         </w:tc>
@@ -820,7 +876,7 @@
                 <w:szCs w:val="22"/>
                 <w:color w:val="000000"/>
               </w:rPr>
-              <w:t xml:space="preserve">0.3878</w:t>
+              <w:t xml:space="preserve">0.0105</w:t>
             </w:r>
           </w:p>
         </w:tc>
@@ -844,6 +900,61 @@
           <w:p>
             <w:pPr>
               <w:pStyle w:val="Normal"/>
+              <w:jc w:val="right"/>
+              <w:pBdr>
+                <w:bottom w:val="none" w:sz="0" w:space="0" w:color="000000"/>
+                <w:top w:val="none" w:sz="0" w:space="0" w:color="000000"/>
+                <w:left w:val="none" w:sz="0" w:space="0" w:color="000000"/>
+                <w:right w:val="none" w:sz="0" w:space="0" w:color="000000"/>
+              </w:pBdr>
+              <w:spacing w:after="100" w:before="100" w:line="240"/>
+              <w:ind w:left="100" w:right="100" w:firstLine="0" w:firstLineChars="0"/>
+              <w:rPr>
+                <w:rFonts w:ascii="Arial" w:hAnsi="Arial" w:eastAsia="Arial" w:cs="Arial"/>
+                <w:i w:val="false"/>
+                <w:b w:val="false"/>
+                <w:u w:val="none"/>
+                <w:strike w:val="false"/>
+                <w:sz w:val="22"/>
+                <w:szCs w:val="22"/>
+                <w:color w:val="000000"/>
+              </w:rPr>
+            </w:pPr>
+            <w:r>
+              <w:rPr>
+                <w:rFonts w:ascii="Arial" w:hAnsi="Arial" w:eastAsia="Arial" w:cs="Arial"/>
+                <w:i w:val="false"/>
+                <w:b w:val="false"/>
+                <w:u w:val="none"/>
+                <w:strike w:val="false"/>
+                <w:sz w:val="22"/>
+                <w:szCs w:val="22"/>
+                <w:color w:val="000000"/>
+              </w:rPr>
+              <w:t xml:space="preserve">0.0472</w:t>
+            </w:r>
+          </w:p>
+        </w:tc>
+        <w:tc>
+          <w:tcPr>
+            <w:tcBorders>
+              <w:bottom w:val="none" w:sz="0" w:space="0" w:color="000000"/>
+              <w:top w:val="single" w:sz="12" w:space="0" w:color="666666"/>
+              <w:left w:val="none" w:sz="0" w:space="0" w:color="000000"/>
+              <w:right w:val="none" w:sz="0" w:space="0" w:color="000000"/>
+            </w:tcBorders>
+            <w:shd w:val="clear" w:color="auto" w:fill="FFFFFF"/>
+            <w:tcMar>
+              <w:top w:w="0" w:type="dxa"/>
+              <w:bottom w:w="0" w:type="dxa"/>
+              <w:left w:w="0" w:type="dxa"/>
+              <w:right w:w="0" w:type="dxa"/>
+            </w:tcMar>
+            <w:vAlign w:val="center"/>
+          </w:tcPr>
+          <w:p>
+            <w:pPr>
+              <w:pStyle w:val="Normal"/>
               <w:jc w:val="left"/>
               <w:pBdr>
                 <w:bottom w:val="none" w:sz="0" w:space="0" w:color="000000"/>
@@ -875,7 +986,7 @@
                 <w:szCs w:val="22"/>
                 <w:color w:val="000000"/>
               </w:rPr>
-              <w:t xml:space="preserve"/>
+              <w:t xml:space="preserve">**</w:t>
             </w:r>
           </w:p>
         </w:tc>
@@ -990,7 +1101,7 @@
                 <w:szCs w:val="22"/>
                 <w:color w:val="000000"/>
               </w:rPr>
-              <w:t xml:space="preserve">Empleo total (log)</w:t>
+              <w:t xml:space="preserve">Costo laboral por trabajador (log)</w:t>
             </w:r>
           </w:p>
         </w:tc>
@@ -1045,7 +1156,7 @@
                 <w:szCs w:val="22"/>
                 <w:color w:val="000000"/>
               </w:rPr>
-              <w:t xml:space="preserve">A. Salario de la firma en 2022</w:t>
+              <w:t xml:space="preserve">A. Salario de la firma en el año base</w:t>
             </w:r>
           </w:p>
         </w:tc>
@@ -1210,7 +1321,7 @@
                 <w:szCs w:val="22"/>
                 <w:color w:val="000000"/>
               </w:rPr>
-              <w:t xml:space="preserve">1.6049</w:t>
+              <w:t xml:space="preserve">1.9278</w:t>
             </w:r>
           </w:p>
         </w:tc>
@@ -1265,7 +1376,62 @@
                 <w:szCs w:val="22"/>
                 <w:color w:val="000000"/>
               </w:rPr>
-              <w:t xml:space="preserve">0.2984</w:t>
+              <w:t xml:space="preserve">0.0128</w:t>
+            </w:r>
+          </w:p>
+        </w:tc>
+        <w:tc>
+          <w:tcPr>
+            <w:tcBorders>
+              <w:bottom w:val="none" w:sz="0" w:space="0" w:color="000000"/>
+              <w:top w:val="none" w:sz="0" w:space="0" w:color="000000"/>
+              <w:left w:val="none" w:sz="0" w:space="0" w:color="000000"/>
+              <w:right w:val="none" w:sz="0" w:space="0" w:color="000000"/>
+            </w:tcBorders>
+            <w:shd w:val="clear" w:color="auto" w:fill="FFFFFF"/>
+            <w:tcMar>
+              <w:top w:w="0" w:type="dxa"/>
+              <w:bottom w:w="0" w:type="dxa"/>
+              <w:left w:w="0" w:type="dxa"/>
+              <w:right w:w="0" w:type="dxa"/>
+            </w:tcMar>
+            <w:vAlign w:val="center"/>
+          </w:tcPr>
+          <w:p>
+            <w:pPr>
+              <w:pStyle w:val="Normal"/>
+              <w:jc w:val="right"/>
+              <w:pBdr>
+                <w:bottom w:val="none" w:sz="0" w:space="0" w:color="000000"/>
+                <w:top w:val="none" w:sz="0" w:space="0" w:color="000000"/>
+                <w:left w:val="none" w:sz="0" w:space="0" w:color="000000"/>
+                <w:right w:val="none" w:sz="0" w:space="0" w:color="000000"/>
+              </w:pBdr>
+              <w:spacing w:after="100" w:before="100" w:line="240"/>
+              <w:ind w:left="100" w:right="100" w:firstLine="0" w:firstLineChars="0"/>
+              <w:rPr>
+                <w:rFonts w:ascii="Arial" w:hAnsi="Arial" w:eastAsia="Arial" w:cs="Arial"/>
+                <w:i w:val="false"/>
+                <w:b w:val="false"/>
+                <w:u w:val="none"/>
+                <w:strike w:val="false"/>
+                <w:sz w:val="22"/>
+                <w:szCs w:val="22"/>
+                <w:color w:val="000000"/>
+              </w:rPr>
+            </w:pPr>
+            <w:r>
+              <w:rPr>
+                <w:rFonts w:ascii="Arial" w:hAnsi="Arial" w:eastAsia="Arial" w:cs="Arial"/>
+                <w:i w:val="false"/>
+                <w:b w:val="false"/>
+                <w:u w:val="none"/>
+                <w:strike w:val="false"/>
+                <w:sz w:val="22"/>
+                <w:szCs w:val="22"/>
+                <w:color w:val="000000"/>
+              </w:rPr>
+              <w:t xml:space="preserve">0.1322</w:t>
             </w:r>
           </w:p>
         </w:tc>
@@ -1435,7 +1601,7 @@
                 <w:szCs w:val="22"/>
                 <w:color w:val="000000"/>
               </w:rPr>
-              <w:t xml:space="preserve">Empleo total (log)</w:t>
+              <w:t xml:space="preserve">Costo laboral por trabajador (log)</w:t>
             </w:r>
           </w:p>
         </w:tc>
@@ -1490,7 +1656,7 @@
                 <w:szCs w:val="22"/>
                 <w:color w:val="000000"/>
               </w:rPr>
-              <w:t xml:space="preserve">A. Salario de la firma en 2022</w:t>
+              <w:t xml:space="preserve">A. Salario de la firma en el año base</w:t>
             </w:r>
           </w:p>
         </w:tc>
@@ -1655,7 +1821,7 @@
                 <w:szCs w:val="22"/>
                 <w:color w:val="000000"/>
               </w:rPr>
-              <w:t xml:space="preserve">-0.4511</w:t>
+              <w:t xml:space="preserve">3.5182</w:t>
             </w:r>
           </w:p>
         </w:tc>
@@ -1710,7 +1876,62 @@
                 <w:szCs w:val="22"/>
                 <w:color w:val="000000"/>
               </w:rPr>
-              <w:t xml:space="preserve">0.7622</w:t>
+              <w:t xml:space="preserve">0.0096</w:t>
+            </w:r>
+          </w:p>
+        </w:tc>
+        <w:tc>
+          <w:tcPr>
+            <w:tcBorders>
+              <w:bottom w:val="none" w:sz="0" w:space="0" w:color="000000"/>
+              <w:top w:val="none" w:sz="0" w:space="0" w:color="000000"/>
+              <w:left w:val="none" w:sz="0" w:space="0" w:color="000000"/>
+              <w:right w:val="none" w:sz="0" w:space="0" w:color="000000"/>
+            </w:tcBorders>
+            <w:shd w:val="clear" w:color="auto" w:fill="FFFFFF"/>
+            <w:tcMar>
+              <w:top w:w="0" w:type="dxa"/>
+              <w:bottom w:w="0" w:type="dxa"/>
+              <w:left w:w="0" w:type="dxa"/>
+              <w:right w:w="0" w:type="dxa"/>
+            </w:tcMar>
+            <w:vAlign w:val="center"/>
+          </w:tcPr>
+          <w:p>
+            <w:pPr>
+              <w:pStyle w:val="Normal"/>
+              <w:jc w:val="right"/>
+              <w:pBdr>
+                <w:bottom w:val="none" w:sz="0" w:space="0" w:color="000000"/>
+                <w:top w:val="none" w:sz="0" w:space="0" w:color="000000"/>
+                <w:left w:val="none" w:sz="0" w:space="0" w:color="000000"/>
+                <w:right w:val="none" w:sz="0" w:space="0" w:color="000000"/>
+              </w:pBdr>
+              <w:spacing w:after="100" w:before="100" w:line="240"/>
+              <w:ind w:left="100" w:right="100" w:firstLine="0" w:firstLineChars="0"/>
+              <w:rPr>
+                <w:rFonts w:ascii="Arial" w:hAnsi="Arial" w:eastAsia="Arial" w:cs="Arial"/>
+                <w:i w:val="false"/>
+                <w:b w:val="false"/>
+                <w:u w:val="none"/>
+                <w:strike w:val="false"/>
+                <w:sz w:val="22"/>
+                <w:szCs w:val="22"/>
+                <w:color w:val="000000"/>
+              </w:rPr>
+            </w:pPr>
+            <w:r>
+              <w:rPr>
+                <w:rFonts w:ascii="Arial" w:hAnsi="Arial" w:eastAsia="Arial" w:cs="Arial"/>
+                <w:i w:val="false"/>
+                <w:b w:val="false"/>
+                <w:u w:val="none"/>
+                <w:strike w:val="false"/>
+                <w:sz w:val="22"/>
+                <w:szCs w:val="22"/>
+                <w:color w:val="000000"/>
+              </w:rPr>
+              <w:t xml:space="preserve">0.0003</w:t>
             </w:r>
           </w:p>
         </w:tc>
@@ -1765,7 +1986,7 @@
                 <w:szCs w:val="22"/>
                 <w:color w:val="000000"/>
               </w:rPr>
-              <w:t xml:space="preserve"/>
+              <w:t xml:space="preserve">***</w:t>
             </w:r>
           </w:p>
         </w:tc>
@@ -1880,7 +2101,7 @@
                 <w:szCs w:val="22"/>
                 <w:color w:val="000000"/>
               </w:rPr>
-              <w:t xml:space="preserve">Empleo total (log)</w:t>
+              <w:t xml:space="preserve">Costo laboral por trabajador (log)</w:t>
             </w:r>
           </w:p>
         </w:tc>
@@ -1935,7 +2156,7 @@
                 <w:szCs w:val="22"/>
                 <w:color w:val="000000"/>
               </w:rPr>
-              <w:t xml:space="preserve">A. Salario de la firma en 2022</w:t>
+              <w:t xml:space="preserve">A. Salario de la firma en el año base</w:t>
             </w:r>
           </w:p>
         </w:tc>
@@ -2100,7 +2321,7 @@
                 <w:szCs w:val="22"/>
                 <w:color w:val="000000"/>
               </w:rPr>
-              <w:t xml:space="preserve">-1.7922</w:t>
+              <w:t xml:space="preserve">4.9578</w:t>
             </w:r>
           </w:p>
         </w:tc>
@@ -2155,7 +2376,62 @@
                 <w:szCs w:val="22"/>
                 <w:color w:val="000000"/>
               </w:rPr>
-              <w:t xml:space="preserve">0.3014</w:t>
+              <w:t xml:space="preserve">0.0133</w:t>
+            </w:r>
+          </w:p>
+        </w:tc>
+        <w:tc>
+          <w:tcPr>
+            <w:tcBorders>
+              <w:bottom w:val="none" w:sz="0" w:space="0" w:color="000000"/>
+              <w:top w:val="none" w:sz="0" w:space="0" w:color="000000"/>
+              <w:left w:val="none" w:sz="0" w:space="0" w:color="000000"/>
+              <w:right w:val="none" w:sz="0" w:space="0" w:color="000000"/>
+            </w:tcBorders>
+            <w:shd w:val="clear" w:color="auto" w:fill="FFFFFF"/>
+            <w:tcMar>
+              <w:top w:w="0" w:type="dxa"/>
+              <w:bottom w:w="0" w:type="dxa"/>
+              <w:left w:w="0" w:type="dxa"/>
+              <w:right w:w="0" w:type="dxa"/>
+            </w:tcMar>
+            <w:vAlign w:val="center"/>
+          </w:tcPr>
+          <w:p>
+            <w:pPr>
+              <w:pStyle w:val="Normal"/>
+              <w:jc w:val="right"/>
+              <w:pBdr>
+                <w:bottom w:val="none" w:sz="0" w:space="0" w:color="000000"/>
+                <w:top w:val="none" w:sz="0" w:space="0" w:color="000000"/>
+                <w:left w:val="none" w:sz="0" w:space="0" w:color="000000"/>
+                <w:right w:val="none" w:sz="0" w:space="0" w:color="000000"/>
+              </w:pBdr>
+              <w:spacing w:after="100" w:before="100" w:line="240"/>
+              <w:ind w:left="100" w:right="100" w:firstLine="0" w:firstLineChars="0"/>
+              <w:rPr>
+                <w:rFonts w:ascii="Arial" w:hAnsi="Arial" w:eastAsia="Arial" w:cs="Arial"/>
+                <w:i w:val="false"/>
+                <w:b w:val="false"/>
+                <w:u w:val="none"/>
+                <w:strike w:val="false"/>
+                <w:sz w:val="22"/>
+                <w:szCs w:val="22"/>
+                <w:color w:val="000000"/>
+              </w:rPr>
+            </w:pPr>
+            <w:r>
+              <w:rPr>
+                <w:rFonts w:ascii="Arial" w:hAnsi="Arial" w:eastAsia="Arial" w:cs="Arial"/>
+                <w:i w:val="false"/>
+                <w:b w:val="false"/>
+                <w:u w:val="none"/>
+                <w:strike w:val="false"/>
+                <w:sz w:val="22"/>
+                <w:szCs w:val="22"/>
+                <w:color w:val="000000"/>
+              </w:rPr>
+              <w:t xml:space="preserve">0.0002</w:t>
             </w:r>
           </w:p>
         </w:tc>
@@ -2210,7 +2486,7 @@
                 <w:szCs w:val="22"/>
                 <w:color w:val="000000"/>
               </w:rPr>
-              <w:t xml:space="preserve"/>
+              <w:t xml:space="preserve">***</w:t>
             </w:r>
           </w:p>
         </w:tc>
@@ -2325,7 +2601,7 @@
                 <w:szCs w:val="22"/>
                 <w:color w:val="000000"/>
               </w:rPr>
-              <w:t xml:space="preserve">Empleo total (log)</w:t>
+              <w:t xml:space="preserve">Costo laboral por trabajador (log)</w:t>
             </w:r>
           </w:p>
         </w:tc>
@@ -2380,7 +2656,7 @@
                 <w:szCs w:val="22"/>
                 <w:color w:val="000000"/>
               </w:rPr>
-              <w:t xml:space="preserve">A. Salario de la firma en 2022</w:t>
+              <w:t xml:space="preserve">A. Salario de la firma en el año base</w:t>
             </w:r>
           </w:p>
         </w:tc>
@@ -2545,7 +2821,7 @@
                 <w:szCs w:val="22"/>
                 <w:color w:val="000000"/>
               </w:rPr>
-              <w:t xml:space="preserve">1.0317</w:t>
+              <w:t xml:space="preserve">5.2962</w:t>
             </w:r>
           </w:p>
         </w:tc>
@@ -2600,7 +2876,62 @@
                 <w:szCs w:val="22"/>
                 <w:color w:val="000000"/>
               </w:rPr>
-              <w:t xml:space="preserve">0.4940</w:t>
+              <w:t xml:space="preserve">0.0103</w:t>
+            </w:r>
+          </w:p>
+        </w:tc>
+        <w:tc>
+          <w:tcPr>
+            <w:tcBorders>
+              <w:bottom w:val="none" w:sz="0" w:space="0" w:color="000000"/>
+              <w:top w:val="none" w:sz="0" w:space="0" w:color="000000"/>
+              <w:left w:val="none" w:sz="0" w:space="0" w:color="000000"/>
+              <w:right w:val="none" w:sz="0" w:space="0" w:color="000000"/>
+            </w:tcBorders>
+            <w:shd w:val="clear" w:color="auto" w:fill="FFFFFF"/>
+            <w:tcMar>
+              <w:top w:w="0" w:type="dxa"/>
+              <w:bottom w:w="0" w:type="dxa"/>
+              <w:left w:w="0" w:type="dxa"/>
+              <w:right w:w="0" w:type="dxa"/>
+            </w:tcMar>
+            <w:vAlign w:val="center"/>
+          </w:tcPr>
+          <w:p>
+            <w:pPr>
+              <w:pStyle w:val="Normal"/>
+              <w:jc w:val="right"/>
+              <w:pBdr>
+                <w:bottom w:val="none" w:sz="0" w:space="0" w:color="000000"/>
+                <w:top w:val="none" w:sz="0" w:space="0" w:color="000000"/>
+                <w:left w:val="none" w:sz="0" w:space="0" w:color="000000"/>
+                <w:right w:val="none" w:sz="0" w:space="0" w:color="000000"/>
+              </w:pBdr>
+              <w:spacing w:after="100" w:before="100" w:line="240"/>
+              <w:ind w:left="100" w:right="100" w:firstLine="0" w:firstLineChars="0"/>
+              <w:rPr>
+                <w:rFonts w:ascii="Arial" w:hAnsi="Arial" w:eastAsia="Arial" w:cs="Arial"/>
+                <w:i w:val="false"/>
+                <w:b w:val="false"/>
+                <w:u w:val="none"/>
+                <w:strike w:val="false"/>
+                <w:sz w:val="22"/>
+                <w:szCs w:val="22"/>
+                <w:color w:val="000000"/>
+              </w:rPr>
+            </w:pPr>
+            <w:r>
+              <w:rPr>
+                <w:rFonts w:ascii="Arial" w:hAnsi="Arial" w:eastAsia="Arial" w:cs="Arial"/>
+                <w:i w:val="false"/>
+                <w:b w:val="false"/>
+                <w:u w:val="none"/>
+                <w:strike w:val="false"/>
+                <w:sz w:val="22"/>
+                <w:szCs w:val="22"/>
+                <w:color w:val="000000"/>
+              </w:rPr>
+              <w:t xml:space="preserve">0.0000</w:t>
             </w:r>
           </w:p>
         </w:tc>
@@ -2655,7 +2986,7 @@
                 <w:szCs w:val="22"/>
                 <w:color w:val="000000"/>
               </w:rPr>
-              <w:t xml:space="preserve"/>
+              <w:t xml:space="preserve">***</w:t>
             </w:r>
           </w:p>
         </w:tc>
@@ -2770,7 +3101,7 @@
                 <w:szCs w:val="22"/>
                 <w:color w:val="000000"/>
               </w:rPr>
-              <w:t xml:space="preserve">Empleo total (log)</w:t>
+              <w:t xml:space="preserve">Costo laboral por trabajador (log)</w:t>
             </w:r>
           </w:p>
         </w:tc>
@@ -2825,7 +3156,7 @@
                 <w:szCs w:val="22"/>
                 <w:color w:val="000000"/>
               </w:rPr>
-              <w:t xml:space="preserve">A. Salario de la firma en 2022</w:t>
+              <w:t xml:space="preserve">A. Salario de la firma en el año base</w:t>
             </w:r>
           </w:p>
         </w:tc>
@@ -2990,7 +3321,7 @@
                 <w:szCs w:val="22"/>
                 <w:color w:val="000000"/>
               </w:rPr>
-              <w:t xml:space="preserve">-1.3747</w:t>
+              <w:t xml:space="preserve">3.0973</w:t>
             </w:r>
           </w:p>
         </w:tc>
@@ -3045,7 +3376,62 @@
                 <w:szCs w:val="22"/>
                 <w:color w:val="000000"/>
               </w:rPr>
-              <w:t xml:space="preserve">0.4307</w:t>
+              <w:t xml:space="preserve">0.0126</w:t>
+            </w:r>
+          </w:p>
+        </w:tc>
+        <w:tc>
+          <w:tcPr>
+            <w:tcBorders>
+              <w:bottom w:val="none" w:sz="0" w:space="0" w:color="000000"/>
+              <w:top w:val="none" w:sz="0" w:space="0" w:color="000000"/>
+              <w:left w:val="none" w:sz="0" w:space="0" w:color="000000"/>
+              <w:right w:val="none" w:sz="0" w:space="0" w:color="000000"/>
+            </w:tcBorders>
+            <w:shd w:val="clear" w:color="auto" w:fill="FFFFFF"/>
+            <w:tcMar>
+              <w:top w:w="0" w:type="dxa"/>
+              <w:bottom w:w="0" w:type="dxa"/>
+              <w:left w:w="0" w:type="dxa"/>
+              <w:right w:w="0" w:type="dxa"/>
+            </w:tcMar>
+            <w:vAlign w:val="center"/>
+          </w:tcPr>
+          <w:p>
+            <w:pPr>
+              <w:pStyle w:val="Normal"/>
+              <w:jc w:val="right"/>
+              <w:pBdr>
+                <w:bottom w:val="none" w:sz="0" w:space="0" w:color="000000"/>
+                <w:top w:val="none" w:sz="0" w:space="0" w:color="000000"/>
+                <w:left w:val="none" w:sz="0" w:space="0" w:color="000000"/>
+                <w:right w:val="none" w:sz="0" w:space="0" w:color="000000"/>
+              </w:pBdr>
+              <w:spacing w:after="100" w:before="100" w:line="240"/>
+              <w:ind w:left="100" w:right="100" w:firstLine="0" w:firstLineChars="0"/>
+              <w:rPr>
+                <w:rFonts w:ascii="Arial" w:hAnsi="Arial" w:eastAsia="Arial" w:cs="Arial"/>
+                <w:i w:val="false"/>
+                <w:b w:val="false"/>
+                <w:u w:val="none"/>
+                <w:strike w:val="false"/>
+                <w:sz w:val="22"/>
+                <w:szCs w:val="22"/>
+                <w:color w:val="000000"/>
+              </w:rPr>
+            </w:pPr>
+            <w:r>
+              <w:rPr>
+                <w:rFonts w:ascii="Arial" w:hAnsi="Arial" w:eastAsia="Arial" w:cs="Arial"/>
+                <w:i w:val="false"/>
+                <w:b w:val="false"/>
+                <w:u w:val="none"/>
+                <w:strike w:val="false"/>
+                <w:sz w:val="22"/>
+                <w:szCs w:val="22"/>
+                <w:color w:val="000000"/>
+              </w:rPr>
+              <w:t xml:space="preserve">0.0137</w:t>
             </w:r>
           </w:p>
         </w:tc>
@@ -3100,7 +3486,7 @@
                 <w:szCs w:val="22"/>
                 <w:color w:val="000000"/>
               </w:rPr>
-              <w:t xml:space="preserve"/>
+              <w:t xml:space="preserve">**</w:t>
             </w:r>
           </w:p>
         </w:tc>
@@ -3215,7 +3601,7 @@
                 <w:szCs w:val="22"/>
                 <w:color w:val="000000"/>
               </w:rPr>
-              <w:t xml:space="preserve">Empleo total (log)</w:t>
+              <w:t xml:space="preserve">Costo laboral por trabajador (log)</w:t>
             </w:r>
           </w:p>
         </w:tc>
@@ -3270,7 +3656,7 @@
                 <w:szCs w:val="22"/>
                 <w:color w:val="000000"/>
               </w:rPr>
-              <w:t xml:space="preserve">A. Salario de la firma en 2022</w:t>
+              <w:t xml:space="preserve">A. Salario de la firma en el año base</w:t>
             </w:r>
           </w:p>
         </w:tc>
@@ -3435,7 +3821,7 @@
                 <w:szCs w:val="22"/>
                 <w:color w:val="000000"/>
               </w:rPr>
-              <w:t xml:space="preserve">0.2403</w:t>
+              <w:t xml:space="preserve">8.3641</w:t>
             </w:r>
           </w:p>
         </w:tc>
@@ -3490,7 +3876,62 @@
                 <w:szCs w:val="22"/>
                 <w:color w:val="000000"/>
               </w:rPr>
-              <w:t xml:space="preserve">0.8799</w:t>
+              <w:t xml:space="preserve">0.0111</w:t>
+            </w:r>
+          </w:p>
+        </w:tc>
+        <w:tc>
+          <w:tcPr>
+            <w:tcBorders>
+              <w:bottom w:val="none" w:sz="0" w:space="0" w:color="000000"/>
+              <w:top w:val="none" w:sz="0" w:space="0" w:color="000000"/>
+              <w:left w:val="none" w:sz="0" w:space="0" w:color="000000"/>
+              <w:right w:val="none" w:sz="0" w:space="0" w:color="000000"/>
+            </w:tcBorders>
+            <w:shd w:val="clear" w:color="auto" w:fill="FFFFFF"/>
+            <w:tcMar>
+              <w:top w:w="0" w:type="dxa"/>
+              <w:bottom w:w="0" w:type="dxa"/>
+              <w:left w:w="0" w:type="dxa"/>
+              <w:right w:w="0" w:type="dxa"/>
+            </w:tcMar>
+            <w:vAlign w:val="center"/>
+          </w:tcPr>
+          <w:p>
+            <w:pPr>
+              <w:pStyle w:val="Normal"/>
+              <w:jc w:val="right"/>
+              <w:pBdr>
+                <w:bottom w:val="none" w:sz="0" w:space="0" w:color="000000"/>
+                <w:top w:val="none" w:sz="0" w:space="0" w:color="000000"/>
+                <w:left w:val="none" w:sz="0" w:space="0" w:color="000000"/>
+                <w:right w:val="none" w:sz="0" w:space="0" w:color="000000"/>
+              </w:pBdr>
+              <w:spacing w:after="100" w:before="100" w:line="240"/>
+              <w:ind w:left="100" w:right="100" w:firstLine="0" w:firstLineChars="0"/>
+              <w:rPr>
+                <w:rFonts w:ascii="Arial" w:hAnsi="Arial" w:eastAsia="Arial" w:cs="Arial"/>
+                <w:i w:val="false"/>
+                <w:b w:val="false"/>
+                <w:u w:val="none"/>
+                <w:strike w:val="false"/>
+                <w:sz w:val="22"/>
+                <w:szCs w:val="22"/>
+                <w:color w:val="000000"/>
+              </w:rPr>
+            </w:pPr>
+            <w:r>
+              <w:rPr>
+                <w:rFonts w:ascii="Arial" w:hAnsi="Arial" w:eastAsia="Arial" w:cs="Arial"/>
+                <w:i w:val="false"/>
+                <w:b w:val="false"/>
+                <w:u w:val="none"/>
+                <w:strike w:val="false"/>
+                <w:sz w:val="22"/>
+                <w:szCs w:val="22"/>
+                <w:color w:val="000000"/>
+              </w:rPr>
+              <w:t xml:space="preserve">0.0000</w:t>
             </w:r>
           </w:p>
         </w:tc>
@@ -3545,7 +3986,7 @@
                 <w:szCs w:val="22"/>
                 <w:color w:val="000000"/>
               </w:rPr>
-              <w:t xml:space="preserve"/>
+              <w:t xml:space="preserve">***</w:t>
             </w:r>
           </w:p>
         </w:tc>
@@ -3660,7 +4101,7 @@
                 <w:szCs w:val="22"/>
                 <w:color w:val="000000"/>
               </w:rPr>
-              <w:t xml:space="preserve">Empleo total (log)</w:t>
+              <w:t xml:space="preserve">Costo laboral por trabajador (log)</w:t>
             </w:r>
           </w:p>
         </w:tc>
@@ -3715,7 +4156,7 @@
                 <w:szCs w:val="22"/>
                 <w:color w:val="000000"/>
               </w:rPr>
-              <w:t xml:space="preserve">A. Salario de la firma en 2022</w:t>
+              <w:t xml:space="preserve">A. Salario de la firma en el año base</w:t>
             </w:r>
           </w:p>
         </w:tc>
@@ -3880,7 +4321,7 @@
                 <w:szCs w:val="22"/>
                 <w:color w:val="000000"/>
               </w:rPr>
-              <w:t xml:space="preserve">-0.7677</w:t>
+              <w:t xml:space="preserve">8.2053</w:t>
             </w:r>
           </w:p>
         </w:tc>
@@ -3935,7 +4376,62 @@
                 <w:szCs w:val="22"/>
                 <w:color w:val="000000"/>
               </w:rPr>
-              <w:t xml:space="preserve">0.6478</w:t>
+              <w:t xml:space="preserve">0.0138</w:t>
+            </w:r>
+          </w:p>
+        </w:tc>
+        <w:tc>
+          <w:tcPr>
+            <w:tcBorders>
+              <w:bottom w:val="none" w:sz="0" w:space="0" w:color="000000"/>
+              <w:top w:val="none" w:sz="0" w:space="0" w:color="000000"/>
+              <w:left w:val="none" w:sz="0" w:space="0" w:color="000000"/>
+              <w:right w:val="none" w:sz="0" w:space="0" w:color="000000"/>
+            </w:tcBorders>
+            <w:shd w:val="clear" w:color="auto" w:fill="FFFFFF"/>
+            <w:tcMar>
+              <w:top w:w="0" w:type="dxa"/>
+              <w:bottom w:w="0" w:type="dxa"/>
+              <w:left w:w="0" w:type="dxa"/>
+              <w:right w:w="0" w:type="dxa"/>
+            </w:tcMar>
+            <w:vAlign w:val="center"/>
+          </w:tcPr>
+          <w:p>
+            <w:pPr>
+              <w:pStyle w:val="Normal"/>
+              <w:jc w:val="right"/>
+              <w:pBdr>
+                <w:bottom w:val="none" w:sz="0" w:space="0" w:color="000000"/>
+                <w:top w:val="none" w:sz="0" w:space="0" w:color="000000"/>
+                <w:left w:val="none" w:sz="0" w:space="0" w:color="000000"/>
+                <w:right w:val="none" w:sz="0" w:space="0" w:color="000000"/>
+              </w:pBdr>
+              <w:spacing w:after="100" w:before="100" w:line="240"/>
+              <w:ind w:left="100" w:right="100" w:firstLine="0" w:firstLineChars="0"/>
+              <w:rPr>
+                <w:rFonts w:ascii="Arial" w:hAnsi="Arial" w:eastAsia="Arial" w:cs="Arial"/>
+                <w:i w:val="false"/>
+                <w:b w:val="false"/>
+                <w:u w:val="none"/>
+                <w:strike w:val="false"/>
+                <w:sz w:val="22"/>
+                <w:szCs w:val="22"/>
+                <w:color w:val="000000"/>
+              </w:rPr>
+            </w:pPr>
+            <w:r>
+              <w:rPr>
+                <w:rFonts w:ascii="Arial" w:hAnsi="Arial" w:eastAsia="Arial" w:cs="Arial"/>
+                <w:i w:val="false"/>
+                <w:b w:val="false"/>
+                <w:u w:val="none"/>
+                <w:strike w:val="false"/>
+                <w:sz w:val="22"/>
+                <w:szCs w:val="22"/>
+                <w:color w:val="000000"/>
+              </w:rPr>
+              <w:t xml:space="preserve">0.0000</w:t>
             </w:r>
           </w:p>
         </w:tc>
@@ -3990,7 +4486,7 @@
                 <w:szCs w:val="22"/>
                 <w:color w:val="000000"/>
               </w:rPr>
-              <w:t xml:space="preserve"/>
+              <w:t xml:space="preserve">***</w:t>
             </w:r>
           </w:p>
         </w:tc>
@@ -4105,7 +4601,7 @@
                 <w:szCs w:val="22"/>
                 <w:color w:val="000000"/>
               </w:rPr>
-              <w:t xml:space="preserve">Empleo total (log)</w:t>
+              <w:t xml:space="preserve">Costo laboral por trabajador (log)</w:t>
             </w:r>
           </w:p>
         </w:tc>
@@ -4160,7 +4656,7 @@
                 <w:szCs w:val="22"/>
                 <w:color w:val="000000"/>
               </w:rPr>
-              <w:t xml:space="preserve">B. Salario promediado 2019-2022</w:t>
+              <w:t xml:space="preserve">B. Salario promediado de los años previos</w:t>
             </w:r>
           </w:p>
         </w:tc>
@@ -4325,7 +4821,7 @@
                 <w:szCs w:val="22"/>
                 <w:color w:val="000000"/>
               </w:rPr>
-              <w:t xml:space="preserve">0.6214</w:t>
+              <w:t xml:space="preserve">1.3744</w:t>
             </w:r>
           </w:p>
         </w:tc>
@@ -4380,7 +4876,62 @@
                 <w:szCs w:val="22"/>
                 <w:color w:val="000000"/>
               </w:rPr>
-              <w:t xml:space="preserve">0.7100</w:t>
+              <w:t xml:space="preserve">0.0109</w:t>
+            </w:r>
+          </w:p>
+        </w:tc>
+        <w:tc>
+          <w:tcPr>
+            <w:tcBorders>
+              <w:bottom w:val="none" w:sz="0" w:space="0" w:color="000000"/>
+              <w:top w:val="none" w:sz="0" w:space="0" w:color="000000"/>
+              <w:left w:val="none" w:sz="0" w:space="0" w:color="000000"/>
+              <w:right w:val="none" w:sz="0" w:space="0" w:color="000000"/>
+            </w:tcBorders>
+            <w:shd w:val="clear" w:color="auto" w:fill="FFFFFF"/>
+            <w:tcMar>
+              <w:top w:w="0" w:type="dxa"/>
+              <w:bottom w:w="0" w:type="dxa"/>
+              <w:left w:w="0" w:type="dxa"/>
+              <w:right w:w="0" w:type="dxa"/>
+            </w:tcMar>
+            <w:vAlign w:val="center"/>
+          </w:tcPr>
+          <w:p>
+            <w:pPr>
+              <w:pStyle w:val="Normal"/>
+              <w:jc w:val="right"/>
+              <w:pBdr>
+                <w:bottom w:val="none" w:sz="0" w:space="0" w:color="000000"/>
+                <w:top w:val="none" w:sz="0" w:space="0" w:color="000000"/>
+                <w:left w:val="none" w:sz="0" w:space="0" w:color="000000"/>
+                <w:right w:val="none" w:sz="0" w:space="0" w:color="000000"/>
+              </w:pBdr>
+              <w:spacing w:after="100" w:before="100" w:line="240"/>
+              <w:ind w:left="100" w:right="100" w:firstLine="0" w:firstLineChars="0"/>
+              <w:rPr>
+                <w:rFonts w:ascii="Arial" w:hAnsi="Arial" w:eastAsia="Arial" w:cs="Arial"/>
+                <w:i w:val="false"/>
+                <w:b w:val="false"/>
+                <w:u w:val="none"/>
+                <w:strike w:val="false"/>
+                <w:sz w:val="22"/>
+                <w:szCs w:val="22"/>
+                <w:color w:val="000000"/>
+              </w:rPr>
+            </w:pPr>
+            <w:r>
+              <w:rPr>
+                <w:rFonts w:ascii="Arial" w:hAnsi="Arial" w:eastAsia="Arial" w:cs="Arial"/>
+                <w:i w:val="false"/>
+                <w:b w:val="false"/>
+                <w:u w:val="none"/>
+                <w:strike w:val="false"/>
+                <w:sz w:val="22"/>
+                <w:szCs w:val="22"/>
+                <w:color w:val="000000"/>
+              </w:rPr>
+              <w:t xml:space="preserve">0.2060</w:t>
             </w:r>
           </w:p>
         </w:tc>
@@ -4550,7 +5101,7 @@
                 <w:szCs w:val="22"/>
                 <w:color w:val="000000"/>
               </w:rPr>
-              <w:t xml:space="preserve">Empleo total (log)</w:t>
+              <w:t xml:space="preserve">Costo laboral por trabajador (log)</w:t>
             </w:r>
           </w:p>
         </w:tc>
@@ -4605,7 +5156,7 @@
                 <w:szCs w:val="22"/>
                 <w:color w:val="000000"/>
               </w:rPr>
-              <w:t xml:space="preserve">B. Salario promediado 2019-2022</w:t>
+              <w:t xml:space="preserve">B. Salario promediado de los años previos</w:t>
             </w:r>
           </w:p>
         </w:tc>
@@ -4770,7 +5321,7 @@
                 <w:szCs w:val="22"/>
                 <w:color w:val="000000"/>
               </w:rPr>
-              <w:t xml:space="preserve">-1.4598</w:t>
+              <w:t xml:space="preserve">1.6431</w:t>
             </w:r>
           </w:p>
         </w:tc>
@@ -4825,7 +5376,62 @@
                 <w:szCs w:val="22"/>
                 <w:color w:val="000000"/>
               </w:rPr>
-              <w:t xml:space="preserve">0.3763</w:t>
+              <w:t xml:space="preserve">0.0119</w:t>
+            </w:r>
+          </w:p>
+        </w:tc>
+        <w:tc>
+          <w:tcPr>
+            <w:tcBorders>
+              <w:bottom w:val="none" w:sz="0" w:space="0" w:color="000000"/>
+              <w:top w:val="none" w:sz="0" w:space="0" w:color="000000"/>
+              <w:left w:val="none" w:sz="0" w:space="0" w:color="000000"/>
+              <w:right w:val="none" w:sz="0" w:space="0" w:color="000000"/>
+            </w:tcBorders>
+            <w:shd w:val="clear" w:color="auto" w:fill="FFFFFF"/>
+            <w:tcMar>
+              <w:top w:w="0" w:type="dxa"/>
+              <w:bottom w:w="0" w:type="dxa"/>
+              <w:left w:w="0" w:type="dxa"/>
+              <w:right w:w="0" w:type="dxa"/>
+            </w:tcMar>
+            <w:vAlign w:val="center"/>
+          </w:tcPr>
+          <w:p>
+            <w:pPr>
+              <w:pStyle w:val="Normal"/>
+              <w:jc w:val="right"/>
+              <w:pBdr>
+                <w:bottom w:val="none" w:sz="0" w:space="0" w:color="000000"/>
+                <w:top w:val="none" w:sz="0" w:space="0" w:color="000000"/>
+                <w:left w:val="none" w:sz="0" w:space="0" w:color="000000"/>
+                <w:right w:val="none" w:sz="0" w:space="0" w:color="000000"/>
+              </w:pBdr>
+              <w:spacing w:after="100" w:before="100" w:line="240"/>
+              <w:ind w:left="100" w:right="100" w:firstLine="0" w:firstLineChars="0"/>
+              <w:rPr>
+                <w:rFonts w:ascii="Arial" w:hAnsi="Arial" w:eastAsia="Arial" w:cs="Arial"/>
+                <w:i w:val="false"/>
+                <w:b w:val="false"/>
+                <w:u w:val="none"/>
+                <w:strike w:val="false"/>
+                <w:sz w:val="22"/>
+                <w:szCs w:val="22"/>
+                <w:color w:val="000000"/>
+              </w:rPr>
+            </w:pPr>
+            <w:r>
+              <w:rPr>
+                <w:rFonts w:ascii="Arial" w:hAnsi="Arial" w:eastAsia="Arial" w:cs="Arial"/>
+                <w:i w:val="false"/>
+                <w:b w:val="false"/>
+                <w:u w:val="none"/>
+                <w:strike w:val="false"/>
+                <w:sz w:val="22"/>
+                <w:szCs w:val="22"/>
+                <w:color w:val="000000"/>
+              </w:rPr>
+              <w:t xml:space="preserve">0.1676</w:t>
             </w:r>
           </w:p>
         </w:tc>
@@ -4995,7 +5601,7 @@
                 <w:szCs w:val="22"/>
                 <w:color w:val="000000"/>
               </w:rPr>
-              <w:t xml:space="preserve">Empleo total (log)</w:t>
+              <w:t xml:space="preserve">Costo laboral por trabajador (log)</w:t>
             </w:r>
           </w:p>
         </w:tc>
@@ -5050,7 +5656,7 @@
                 <w:szCs w:val="22"/>
                 <w:color w:val="000000"/>
               </w:rPr>
-              <w:t xml:space="preserve">B. Salario promediado 2019-2022</w:t>
+              <w:t xml:space="preserve">B. Salario promediado de los años previos</w:t>
             </w:r>
           </w:p>
         </w:tc>
@@ -5215,7 +5821,7 @@
                 <w:szCs w:val="22"/>
                 <w:color w:val="000000"/>
               </w:rPr>
-              <w:t xml:space="preserve">-0.2579</w:t>
+              <w:t xml:space="preserve">1.8851</w:t>
             </w:r>
           </w:p>
         </w:tc>
@@ -5270,7 +5876,62 @@
                 <w:szCs w:val="22"/>
                 <w:color w:val="000000"/>
               </w:rPr>
-              <w:t xml:space="preserve">0.8631</w:t>
+              <w:t xml:space="preserve">0.0094</w:t>
+            </w:r>
+          </w:p>
+        </w:tc>
+        <w:tc>
+          <w:tcPr>
+            <w:tcBorders>
+              <w:bottom w:val="none" w:sz="0" w:space="0" w:color="000000"/>
+              <w:top w:val="none" w:sz="0" w:space="0" w:color="000000"/>
+              <w:left w:val="none" w:sz="0" w:space="0" w:color="000000"/>
+              <w:right w:val="none" w:sz="0" w:space="0" w:color="000000"/>
+            </w:tcBorders>
+            <w:shd w:val="clear" w:color="auto" w:fill="FFFFFF"/>
+            <w:tcMar>
+              <w:top w:w="0" w:type="dxa"/>
+              <w:bottom w:w="0" w:type="dxa"/>
+              <w:left w:w="0" w:type="dxa"/>
+              <w:right w:w="0" w:type="dxa"/>
+            </w:tcMar>
+            <w:vAlign w:val="center"/>
+          </w:tcPr>
+          <w:p>
+            <w:pPr>
+              <w:pStyle w:val="Normal"/>
+              <w:jc w:val="right"/>
+              <w:pBdr>
+                <w:bottom w:val="none" w:sz="0" w:space="0" w:color="000000"/>
+                <w:top w:val="none" w:sz="0" w:space="0" w:color="000000"/>
+                <w:left w:val="none" w:sz="0" w:space="0" w:color="000000"/>
+                <w:right w:val="none" w:sz="0" w:space="0" w:color="000000"/>
+              </w:pBdr>
+              <w:spacing w:after="100" w:before="100" w:line="240"/>
+              <w:ind w:left="100" w:right="100" w:firstLine="0" w:firstLineChars="0"/>
+              <w:rPr>
+                <w:rFonts w:ascii="Arial" w:hAnsi="Arial" w:eastAsia="Arial" w:cs="Arial"/>
+                <w:i w:val="false"/>
+                <w:b w:val="false"/>
+                <w:u w:val="none"/>
+                <w:strike w:val="false"/>
+                <w:sz w:val="22"/>
+                <w:szCs w:val="22"/>
+                <w:color w:val="000000"/>
+              </w:rPr>
+            </w:pPr>
+            <w:r>
+              <w:rPr>
+                <w:rFonts w:ascii="Arial" w:hAnsi="Arial" w:eastAsia="Arial" w:cs="Arial"/>
+                <w:i w:val="false"/>
+                <w:b w:val="false"/>
+                <w:u w:val="none"/>
+                <w:strike w:val="false"/>
+                <w:sz w:val="22"/>
+                <w:szCs w:val="22"/>
+                <w:color w:val="000000"/>
+              </w:rPr>
+              <w:t xml:space="preserve">0.0446</w:t>
             </w:r>
           </w:p>
         </w:tc>
@@ -5325,7 +5986,7 @@
                 <w:szCs w:val="22"/>
                 <w:color w:val="000000"/>
               </w:rPr>
-              <w:t xml:space="preserve"/>
+              <w:t xml:space="preserve">**</w:t>
             </w:r>
           </w:p>
         </w:tc>
@@ -5440,7 +6101,7 @@
                 <w:szCs w:val="22"/>
                 <w:color w:val="000000"/>
               </w:rPr>
-              <w:t xml:space="preserve">Empleo total (log)</w:t>
+              <w:t xml:space="preserve">Costo laboral por trabajador (log)</w:t>
             </w:r>
           </w:p>
         </w:tc>
@@ -5495,7 +6156,7 @@
                 <w:szCs w:val="22"/>
                 <w:color w:val="000000"/>
               </w:rPr>
-              <w:t xml:space="preserve">B. Salario promediado 2019-2022</w:t>
+              <w:t xml:space="preserve">B. Salario promediado de los años previos</w:t>
             </w:r>
           </w:p>
         </w:tc>
@@ -5660,7 +6321,7 @@
                 <w:szCs w:val="22"/>
                 <w:color w:val="000000"/>
               </w:rPr>
-              <w:t xml:space="preserve">-2.3367</w:t>
+              <w:t xml:space="preserve">3.4511</w:t>
             </w:r>
           </w:p>
         </w:tc>
@@ -5715,7 +6376,62 @@
                 <w:szCs w:val="22"/>
                 <w:color w:val="000000"/>
               </w:rPr>
-              <w:t xml:space="preserve">0.1470</w:t>
+              <w:t xml:space="preserve">0.0127</w:t>
+            </w:r>
+          </w:p>
+        </w:tc>
+        <w:tc>
+          <w:tcPr>
+            <w:tcBorders>
+              <w:bottom w:val="none" w:sz="0" w:space="0" w:color="000000"/>
+              <w:top w:val="none" w:sz="0" w:space="0" w:color="000000"/>
+              <w:left w:val="none" w:sz="0" w:space="0" w:color="000000"/>
+              <w:right w:val="none" w:sz="0" w:space="0" w:color="000000"/>
+            </w:tcBorders>
+            <w:shd w:val="clear" w:color="auto" w:fill="FFFFFF"/>
+            <w:tcMar>
+              <w:top w:w="0" w:type="dxa"/>
+              <w:bottom w:w="0" w:type="dxa"/>
+              <w:left w:w="0" w:type="dxa"/>
+              <w:right w:w="0" w:type="dxa"/>
+            </w:tcMar>
+            <w:vAlign w:val="center"/>
+          </w:tcPr>
+          <w:p>
+            <w:pPr>
+              <w:pStyle w:val="Normal"/>
+              <w:jc w:val="right"/>
+              <w:pBdr>
+                <w:bottom w:val="none" w:sz="0" w:space="0" w:color="000000"/>
+                <w:top w:val="none" w:sz="0" w:space="0" w:color="000000"/>
+                <w:left w:val="none" w:sz="0" w:space="0" w:color="000000"/>
+                <w:right w:val="none" w:sz="0" w:space="0" w:color="000000"/>
+              </w:pBdr>
+              <w:spacing w:after="100" w:before="100" w:line="240"/>
+              <w:ind w:left="100" w:right="100" w:firstLine="0" w:firstLineChars="0"/>
+              <w:rPr>
+                <w:rFonts w:ascii="Arial" w:hAnsi="Arial" w:eastAsia="Arial" w:cs="Arial"/>
+                <w:i w:val="false"/>
+                <w:b w:val="false"/>
+                <w:u w:val="none"/>
+                <w:strike w:val="false"/>
+                <w:sz w:val="22"/>
+                <w:szCs w:val="22"/>
+                <w:color w:val="000000"/>
+              </w:rPr>
+            </w:pPr>
+            <w:r>
+              <w:rPr>
+                <w:rFonts w:ascii="Arial" w:hAnsi="Arial" w:eastAsia="Arial" w:cs="Arial"/>
+                <w:i w:val="false"/>
+                <w:b w:val="false"/>
+                <w:u w:val="none"/>
+                <w:strike w:val="false"/>
+                <w:sz w:val="22"/>
+                <w:szCs w:val="22"/>
+                <w:color w:val="000000"/>
+              </w:rPr>
+              <w:t xml:space="preserve">0.0066</w:t>
             </w:r>
           </w:p>
         </w:tc>
@@ -5770,7 +6486,7 @@
                 <w:szCs w:val="22"/>
                 <w:color w:val="000000"/>
               </w:rPr>
-              <w:t xml:space="preserve"/>
+              <w:t xml:space="preserve">***</w:t>
             </w:r>
           </w:p>
         </w:tc>
@@ -5885,7 +6601,7 @@
                 <w:szCs w:val="22"/>
                 <w:color w:val="000000"/>
               </w:rPr>
-              <w:t xml:space="preserve">Empleo total (log)</w:t>
+              <w:t xml:space="preserve">Costo laboral por trabajador (log)</w:t>
             </w:r>
           </w:p>
         </w:tc>
@@ -5940,7 +6656,7 @@
                 <w:szCs w:val="22"/>
                 <w:color w:val="000000"/>
               </w:rPr>
-              <w:t xml:space="preserve">B. Salario promediado 2019-2022</w:t>
+              <w:t xml:space="preserve">B. Salario promediado de los años previos</w:t>
             </w:r>
           </w:p>
         </w:tc>
@@ -6105,7 +6821,7 @@
                 <w:szCs w:val="22"/>
                 <w:color w:val="000000"/>
               </w:rPr>
-              <w:t xml:space="preserve">0.4577</w:t>
+              <w:t xml:space="preserve">4.2328</w:t>
             </w:r>
           </w:p>
         </w:tc>
@@ -6160,7 +6876,62 @@
                 <w:szCs w:val="22"/>
                 <w:color w:val="000000"/>
               </w:rPr>
-              <w:t xml:space="preserve">0.7782</w:t>
+              <w:t xml:space="preserve">0.0111</w:t>
+            </w:r>
+          </w:p>
+        </w:tc>
+        <w:tc>
+          <w:tcPr>
+            <w:tcBorders>
+              <w:bottom w:val="none" w:sz="0" w:space="0" w:color="000000"/>
+              <w:top w:val="none" w:sz="0" w:space="0" w:color="000000"/>
+              <w:left w:val="none" w:sz="0" w:space="0" w:color="000000"/>
+              <w:right w:val="none" w:sz="0" w:space="0" w:color="000000"/>
+            </w:tcBorders>
+            <w:shd w:val="clear" w:color="auto" w:fill="FFFFFF"/>
+            <w:tcMar>
+              <w:top w:w="0" w:type="dxa"/>
+              <w:bottom w:w="0" w:type="dxa"/>
+              <w:left w:w="0" w:type="dxa"/>
+              <w:right w:w="0" w:type="dxa"/>
+            </w:tcMar>
+            <w:vAlign w:val="center"/>
+          </w:tcPr>
+          <w:p>
+            <w:pPr>
+              <w:pStyle w:val="Normal"/>
+              <w:jc w:val="right"/>
+              <w:pBdr>
+                <w:bottom w:val="none" w:sz="0" w:space="0" w:color="000000"/>
+                <w:top w:val="none" w:sz="0" w:space="0" w:color="000000"/>
+                <w:left w:val="none" w:sz="0" w:space="0" w:color="000000"/>
+                <w:right w:val="none" w:sz="0" w:space="0" w:color="000000"/>
+              </w:pBdr>
+              <w:spacing w:after="100" w:before="100" w:line="240"/>
+              <w:ind w:left="100" w:right="100" w:firstLine="0" w:firstLineChars="0"/>
+              <w:rPr>
+                <w:rFonts w:ascii="Arial" w:hAnsi="Arial" w:eastAsia="Arial" w:cs="Arial"/>
+                <w:i w:val="false"/>
+                <w:b w:val="false"/>
+                <w:u w:val="none"/>
+                <w:strike w:val="false"/>
+                <w:sz w:val="22"/>
+                <w:szCs w:val="22"/>
+                <w:color w:val="000000"/>
+              </w:rPr>
+            </w:pPr>
+            <w:r>
+              <w:rPr>
+                <w:rFonts w:ascii="Arial" w:hAnsi="Arial" w:eastAsia="Arial" w:cs="Arial"/>
+                <w:i w:val="false"/>
+                <w:b w:val="false"/>
+                <w:u w:val="none"/>
+                <w:strike w:val="false"/>
+                <w:sz w:val="22"/>
+                <w:szCs w:val="22"/>
+                <w:color w:val="000000"/>
+              </w:rPr>
+              <w:t xml:space="preserve">0.0001</w:t>
             </w:r>
           </w:p>
         </w:tc>
@@ -6215,7 +6986,7 @@
                 <w:szCs w:val="22"/>
                 <w:color w:val="000000"/>
               </w:rPr>
-              <w:t xml:space="preserve"/>
+              <w:t xml:space="preserve">***</w:t>
             </w:r>
           </w:p>
         </w:tc>
@@ -6330,7 +7101,7 @@
                 <w:szCs w:val="22"/>
                 <w:color w:val="000000"/>
               </w:rPr>
-              <w:t xml:space="preserve">Empleo total (log)</w:t>
+              <w:t xml:space="preserve">Costo laboral por trabajador (log)</w:t>
             </w:r>
           </w:p>
         </w:tc>
@@ -6385,7 +7156,7 @@
                 <w:szCs w:val="22"/>
                 <w:color w:val="000000"/>
               </w:rPr>
-              <w:t xml:space="preserve">B. Salario promediado 2019-2022</w:t>
+              <w:t xml:space="preserve">B. Salario promediado de los años previos</w:t>
             </w:r>
           </w:p>
         </w:tc>
@@ -6550,7 +7321,7 @@
                 <w:szCs w:val="22"/>
                 <w:color w:val="000000"/>
               </w:rPr>
-              <w:t xml:space="preserve">-1.8185</w:t>
+              <w:t xml:space="preserve">3.5825</w:t>
             </w:r>
           </w:p>
         </w:tc>
@@ -6605,7 +7376,62 @@
                 <w:szCs w:val="22"/>
                 <w:color w:val="000000"/>
               </w:rPr>
-              <w:t xml:space="preserve">0.2597</w:t>
+              <w:t xml:space="preserve">0.0115</w:t>
+            </w:r>
+          </w:p>
+        </w:tc>
+        <w:tc>
+          <w:tcPr>
+            <w:tcBorders>
+              <w:bottom w:val="none" w:sz="0" w:space="0" w:color="000000"/>
+              <w:top w:val="none" w:sz="0" w:space="0" w:color="000000"/>
+              <w:left w:val="none" w:sz="0" w:space="0" w:color="000000"/>
+              <w:right w:val="none" w:sz="0" w:space="0" w:color="000000"/>
+            </w:tcBorders>
+            <w:shd w:val="clear" w:color="auto" w:fill="FFFFFF"/>
+            <w:tcMar>
+              <w:top w:w="0" w:type="dxa"/>
+              <w:bottom w:w="0" w:type="dxa"/>
+              <w:left w:w="0" w:type="dxa"/>
+              <w:right w:w="0" w:type="dxa"/>
+            </w:tcMar>
+            <w:vAlign w:val="center"/>
+          </w:tcPr>
+          <w:p>
+            <w:pPr>
+              <w:pStyle w:val="Normal"/>
+              <w:jc w:val="right"/>
+              <w:pBdr>
+                <w:bottom w:val="none" w:sz="0" w:space="0" w:color="000000"/>
+                <w:top w:val="none" w:sz="0" w:space="0" w:color="000000"/>
+                <w:left w:val="none" w:sz="0" w:space="0" w:color="000000"/>
+                <w:right w:val="none" w:sz="0" w:space="0" w:color="000000"/>
+              </w:pBdr>
+              <w:spacing w:after="100" w:before="100" w:line="240"/>
+              <w:ind w:left="100" w:right="100" w:firstLine="0" w:firstLineChars="0"/>
+              <w:rPr>
+                <w:rFonts w:ascii="Arial" w:hAnsi="Arial" w:eastAsia="Arial" w:cs="Arial"/>
+                <w:i w:val="false"/>
+                <w:b w:val="false"/>
+                <w:u w:val="none"/>
+                <w:strike w:val="false"/>
+                <w:sz w:val="22"/>
+                <w:szCs w:val="22"/>
+                <w:color w:val="000000"/>
+              </w:rPr>
+            </w:pPr>
+            <w:r>
+              <w:rPr>
+                <w:rFonts w:ascii="Arial" w:hAnsi="Arial" w:eastAsia="Arial" w:cs="Arial"/>
+                <w:i w:val="false"/>
+                <w:b w:val="false"/>
+                <w:u w:val="none"/>
+                <w:strike w:val="false"/>
+                <w:sz w:val="22"/>
+                <w:szCs w:val="22"/>
+                <w:color w:val="000000"/>
+              </w:rPr>
+              <w:t xml:space="preserve">0.0019</w:t>
             </w:r>
           </w:p>
         </w:tc>
@@ -6660,7 +7486,7 @@
                 <w:szCs w:val="22"/>
                 <w:color w:val="000000"/>
               </w:rPr>
-              <w:t xml:space="preserve"/>
+              <w:t xml:space="preserve">***</w:t>
             </w:r>
           </w:p>
         </w:tc>
@@ -6775,7 +7601,7 @@
                 <w:szCs w:val="22"/>
                 <w:color w:val="000000"/>
               </w:rPr>
-              <w:t xml:space="preserve">Empleo total (log)</w:t>
+              <w:t xml:space="preserve">Costo laboral por trabajador (log)</w:t>
             </w:r>
           </w:p>
         </w:tc>
@@ -6830,7 +7656,7 @@
                 <w:szCs w:val="22"/>
                 <w:color w:val="000000"/>
               </w:rPr>
-              <w:t xml:space="preserve">B. Salario promediado 2019-2022</w:t>
+              <w:t xml:space="preserve">B. Salario promediado de los años previos</w:t>
             </w:r>
           </w:p>
         </w:tc>
@@ -6995,7 +7821,7 @@
                 <w:szCs w:val="22"/>
                 <w:color w:val="000000"/>
               </w:rPr>
-              <w:t xml:space="preserve">-1.6391</w:t>
+              <w:t xml:space="preserve">5.2396</w:t>
             </w:r>
           </w:p>
         </w:tc>
@@ -7050,7 +7876,62 @@
                 <w:szCs w:val="22"/>
                 <w:color w:val="000000"/>
               </w:rPr>
-              <w:t xml:space="preserve">0.2764</w:t>
+              <w:t xml:space="preserve">0.0107</w:t>
+            </w:r>
+          </w:p>
+        </w:tc>
+        <w:tc>
+          <w:tcPr>
+            <w:tcBorders>
+              <w:bottom w:val="none" w:sz="0" w:space="0" w:color="000000"/>
+              <w:top w:val="none" w:sz="0" w:space="0" w:color="000000"/>
+              <w:left w:val="none" w:sz="0" w:space="0" w:color="000000"/>
+              <w:right w:val="none" w:sz="0" w:space="0" w:color="000000"/>
+            </w:tcBorders>
+            <w:shd w:val="clear" w:color="auto" w:fill="FFFFFF"/>
+            <w:tcMar>
+              <w:top w:w="0" w:type="dxa"/>
+              <w:bottom w:w="0" w:type="dxa"/>
+              <w:left w:w="0" w:type="dxa"/>
+              <w:right w:w="0" w:type="dxa"/>
+            </w:tcMar>
+            <w:vAlign w:val="center"/>
+          </w:tcPr>
+          <w:p>
+            <w:pPr>
+              <w:pStyle w:val="Normal"/>
+              <w:jc w:val="right"/>
+              <w:pBdr>
+                <w:bottom w:val="none" w:sz="0" w:space="0" w:color="000000"/>
+                <w:top w:val="none" w:sz="0" w:space="0" w:color="000000"/>
+                <w:left w:val="none" w:sz="0" w:space="0" w:color="000000"/>
+                <w:right w:val="none" w:sz="0" w:space="0" w:color="000000"/>
+              </w:pBdr>
+              <w:spacing w:after="100" w:before="100" w:line="240"/>
+              <w:ind w:left="100" w:right="100" w:firstLine="0" w:firstLineChars="0"/>
+              <w:rPr>
+                <w:rFonts w:ascii="Arial" w:hAnsi="Arial" w:eastAsia="Arial" w:cs="Arial"/>
+                <w:i w:val="false"/>
+                <w:b w:val="false"/>
+                <w:u w:val="none"/>
+                <w:strike w:val="false"/>
+                <w:sz w:val="22"/>
+                <w:szCs w:val="22"/>
+                <w:color w:val="000000"/>
+              </w:rPr>
+            </w:pPr>
+            <w:r>
+              <w:rPr>
+                <w:rFonts w:ascii="Arial" w:hAnsi="Arial" w:eastAsia="Arial" w:cs="Arial"/>
+                <w:i w:val="false"/>
+                <w:b w:val="false"/>
+                <w:u w:val="none"/>
+                <w:strike w:val="false"/>
+                <w:sz w:val="22"/>
+                <w:szCs w:val="22"/>
+                <w:color w:val="000000"/>
+              </w:rPr>
+              <w:t xml:space="preserve">0.0000</w:t>
             </w:r>
           </w:p>
         </w:tc>
@@ -7105,7 +7986,7 @@
                 <w:szCs w:val="22"/>
                 <w:color w:val="000000"/>
               </w:rPr>
-              <w:t xml:space="preserve"/>
+              <w:t xml:space="preserve">***</w:t>
             </w:r>
           </w:p>
         </w:tc>
@@ -7220,7 +8101,7 @@
                 <w:szCs w:val="22"/>
                 <w:color w:val="000000"/>
               </w:rPr>
-              <w:t xml:space="preserve">Empleo total (log)</w:t>
+              <w:t xml:space="preserve">Costo laboral por trabajador (log)</w:t>
             </w:r>
           </w:p>
         </w:tc>
@@ -7275,7 +8156,7 @@
                 <w:szCs w:val="22"/>
                 <w:color w:val="000000"/>
               </w:rPr>
-              <w:t xml:space="preserve">B. Salario promediado 2019-2022</w:t>
+              <w:t xml:space="preserve">B. Salario promediado de los años previos</w:t>
             </w:r>
           </w:p>
         </w:tc>
@@ -7440,7 +8321,7 @@
                 <w:szCs w:val="22"/>
                 <w:color w:val="000000"/>
               </w:rPr>
-              <w:t xml:space="preserve">-2.1059</w:t>
+              <w:t xml:space="preserve">5.8888</w:t>
             </w:r>
           </w:p>
         </w:tc>
@@ -7495,7 +8376,62 @@
                 <w:szCs w:val="22"/>
                 <w:color w:val="000000"/>
               </w:rPr>
-              <w:t xml:space="preserve">0.2068</w:t>
+              <w:t xml:space="preserve">0.0118</w:t>
+            </w:r>
+          </w:p>
+        </w:tc>
+        <w:tc>
+          <w:tcPr>
+            <w:tcBorders>
+              <w:bottom w:val="none" w:sz="0" w:space="0" w:color="000000"/>
+              <w:top w:val="none" w:sz="0" w:space="0" w:color="000000"/>
+              <w:left w:val="none" w:sz="0" w:space="0" w:color="000000"/>
+              <w:right w:val="none" w:sz="0" w:space="0" w:color="000000"/>
+            </w:tcBorders>
+            <w:shd w:val="clear" w:color="auto" w:fill="FFFFFF"/>
+            <w:tcMar>
+              <w:top w:w="0" w:type="dxa"/>
+              <w:bottom w:w="0" w:type="dxa"/>
+              <w:left w:w="0" w:type="dxa"/>
+              <w:right w:w="0" w:type="dxa"/>
+            </w:tcMar>
+            <w:vAlign w:val="center"/>
+          </w:tcPr>
+          <w:p>
+            <w:pPr>
+              <w:pStyle w:val="Normal"/>
+              <w:jc w:val="right"/>
+              <w:pBdr>
+                <w:bottom w:val="none" w:sz="0" w:space="0" w:color="000000"/>
+                <w:top w:val="none" w:sz="0" w:space="0" w:color="000000"/>
+                <w:left w:val="none" w:sz="0" w:space="0" w:color="000000"/>
+                <w:right w:val="none" w:sz="0" w:space="0" w:color="000000"/>
+              </w:pBdr>
+              <w:spacing w:after="100" w:before="100" w:line="240"/>
+              <w:ind w:left="100" w:right="100" w:firstLine="0" w:firstLineChars="0"/>
+              <w:rPr>
+                <w:rFonts w:ascii="Arial" w:hAnsi="Arial" w:eastAsia="Arial" w:cs="Arial"/>
+                <w:i w:val="false"/>
+                <w:b w:val="false"/>
+                <w:u w:val="none"/>
+                <w:strike w:val="false"/>
+                <w:sz w:val="22"/>
+                <w:szCs w:val="22"/>
+                <w:color w:val="000000"/>
+              </w:rPr>
+            </w:pPr>
+            <w:r>
+              <w:rPr>
+                <w:rFonts w:ascii="Arial" w:hAnsi="Arial" w:eastAsia="Arial" w:cs="Arial"/>
+                <w:i w:val="false"/>
+                <w:b w:val="false"/>
+                <w:u w:val="none"/>
+                <w:strike w:val="false"/>
+                <w:sz w:val="22"/>
+                <w:szCs w:val="22"/>
+                <w:color w:val="000000"/>
+              </w:rPr>
+              <w:t xml:space="preserve">0.0000</w:t>
             </w:r>
           </w:p>
         </w:tc>
@@ -7550,7 +8486,7 @@
                 <w:szCs w:val="22"/>
                 <w:color w:val="000000"/>
               </w:rPr>
-              <w:t xml:space="preserve"/>
+              <w:t xml:space="preserve">***</w:t>
             </w:r>
           </w:p>
         </w:tc>
@@ -7665,7 +8601,7 @@
                 <w:szCs w:val="22"/>
                 <w:color w:val="000000"/>
               </w:rPr>
-              <w:t xml:space="preserve">Empleo total (log)</w:t>
+              <w:t xml:space="preserve">Costo laboral por trabajador (log)</w:t>
             </w:r>
           </w:p>
         </w:tc>
@@ -7885,7 +8821,7 @@
                 <w:szCs w:val="22"/>
                 <w:color w:val="000000"/>
               </w:rPr>
-              <w:t xml:space="preserve">-4.1382</w:t>
+              <w:t xml:space="preserve">-0.7159</w:t>
             </w:r>
           </w:p>
         </w:tc>
@@ -7940,7 +8876,62 @@
                 <w:szCs w:val="22"/>
                 <w:color w:val="000000"/>
               </w:rPr>
-              <w:t xml:space="preserve">0.0101</w:t>
+              <w:t xml:space="preserve">0.0143</w:t>
+            </w:r>
+          </w:p>
+        </w:tc>
+        <w:tc>
+          <w:tcPr>
+            <w:tcBorders>
+              <w:bottom w:val="none" w:sz="0" w:space="0" w:color="000000"/>
+              <w:top w:val="none" w:sz="0" w:space="0" w:color="000000"/>
+              <w:left w:val="none" w:sz="0" w:space="0" w:color="000000"/>
+              <w:right w:val="none" w:sz="0" w:space="0" w:color="000000"/>
+            </w:tcBorders>
+            <w:shd w:val="clear" w:color="auto" w:fill="FFFFFF"/>
+            <w:tcMar>
+              <w:top w:w="0" w:type="dxa"/>
+              <w:bottom w:w="0" w:type="dxa"/>
+              <w:left w:w="0" w:type="dxa"/>
+              <w:right w:w="0" w:type="dxa"/>
+            </w:tcMar>
+            <w:vAlign w:val="center"/>
+          </w:tcPr>
+          <w:p>
+            <w:pPr>
+              <w:pStyle w:val="Normal"/>
+              <w:jc w:val="right"/>
+              <w:pBdr>
+                <w:bottom w:val="none" w:sz="0" w:space="0" w:color="000000"/>
+                <w:top w:val="none" w:sz="0" w:space="0" w:color="000000"/>
+                <w:left w:val="none" w:sz="0" w:space="0" w:color="000000"/>
+                <w:right w:val="none" w:sz="0" w:space="0" w:color="000000"/>
+              </w:pBdr>
+              <w:spacing w:after="100" w:before="100" w:line="240"/>
+              <w:ind w:left="100" w:right="100" w:firstLine="0" w:firstLineChars="0"/>
+              <w:rPr>
+                <w:rFonts w:ascii="Arial" w:hAnsi="Arial" w:eastAsia="Arial" w:cs="Arial"/>
+                <w:i w:val="false"/>
+                <w:b w:val="false"/>
+                <w:u w:val="none"/>
+                <w:strike w:val="false"/>
+                <w:sz w:val="22"/>
+                <w:szCs w:val="22"/>
+                <w:color w:val="000000"/>
+              </w:rPr>
+            </w:pPr>
+            <w:r>
+              <w:rPr>
+                <w:rFonts w:ascii="Arial" w:hAnsi="Arial" w:eastAsia="Arial" w:cs="Arial"/>
+                <w:i w:val="false"/>
+                <w:b w:val="false"/>
+                <w:u w:val="none"/>
+                <w:strike w:val="false"/>
+                <w:sz w:val="22"/>
+                <w:szCs w:val="22"/>
+                <w:color w:val="000000"/>
+              </w:rPr>
+              <w:t xml:space="preserve">0.6155</w:t>
             </w:r>
           </w:p>
         </w:tc>
@@ -7995,7 +8986,7 @@
                 <w:szCs w:val="22"/>
                 <w:color w:val="000000"/>
               </w:rPr>
-              <w:t xml:space="preserve">**</w:t>
+              <w:t xml:space="preserve"/>
             </w:r>
           </w:p>
         </w:tc>
@@ -8110,7 +9101,7 @@
                 <w:szCs w:val="22"/>
                 <w:color w:val="000000"/>
               </w:rPr>
-              <w:t xml:space="preserve">Empleo total (log)</w:t>
+              <w:t xml:space="preserve">Costo laboral por trabajador (log)</w:t>
             </w:r>
           </w:p>
         </w:tc>
@@ -8330,7 +9321,7 @@
                 <w:szCs w:val="22"/>
                 <w:color w:val="000000"/>
               </w:rPr>
-              <w:t xml:space="preserve">-3.9141</w:t>
+              <w:t xml:space="preserve">2.2769</w:t>
             </w:r>
           </w:p>
         </w:tc>
@@ -8385,7 +9376,62 @@
                 <w:szCs w:val="22"/>
                 <w:color w:val="000000"/>
               </w:rPr>
-              <w:t xml:space="preserve">0.0175</w:t>
+              <w:t xml:space="preserve">0.0158</w:t>
+            </w:r>
+          </w:p>
+        </w:tc>
+        <w:tc>
+          <w:tcPr>
+            <w:tcBorders>
+              <w:bottom w:val="none" w:sz="0" w:space="0" w:color="000000"/>
+              <w:top w:val="none" w:sz="0" w:space="0" w:color="000000"/>
+              <w:left w:val="none" w:sz="0" w:space="0" w:color="000000"/>
+              <w:right w:val="none" w:sz="0" w:space="0" w:color="000000"/>
+            </w:tcBorders>
+            <w:shd w:val="clear" w:color="auto" w:fill="FFFFFF"/>
+            <w:tcMar>
+              <w:top w:w="0" w:type="dxa"/>
+              <w:bottom w:w="0" w:type="dxa"/>
+              <w:left w:w="0" w:type="dxa"/>
+              <w:right w:w="0" w:type="dxa"/>
+            </w:tcMar>
+            <w:vAlign w:val="center"/>
+          </w:tcPr>
+          <w:p>
+            <w:pPr>
+              <w:pStyle w:val="Normal"/>
+              <w:jc w:val="right"/>
+              <w:pBdr>
+                <w:bottom w:val="none" w:sz="0" w:space="0" w:color="000000"/>
+                <w:top w:val="none" w:sz="0" w:space="0" w:color="000000"/>
+                <w:left w:val="none" w:sz="0" w:space="0" w:color="000000"/>
+                <w:right w:val="none" w:sz="0" w:space="0" w:color="000000"/>
+              </w:pBdr>
+              <w:spacing w:after="100" w:before="100" w:line="240"/>
+              <w:ind w:left="100" w:right="100" w:firstLine="0" w:firstLineChars="0"/>
+              <w:rPr>
+                <w:rFonts w:ascii="Arial" w:hAnsi="Arial" w:eastAsia="Arial" w:cs="Arial"/>
+                <w:i w:val="false"/>
+                <w:b w:val="false"/>
+                <w:u w:val="none"/>
+                <w:strike w:val="false"/>
+                <w:sz w:val="22"/>
+                <w:szCs w:val="22"/>
+                <w:color w:val="000000"/>
+              </w:rPr>
+            </w:pPr>
+            <w:r>
+              <w:rPr>
+                <w:rFonts w:ascii="Arial" w:hAnsi="Arial" w:eastAsia="Arial" w:cs="Arial"/>
+                <w:i w:val="false"/>
+                <w:b w:val="false"/>
+                <w:u w:val="none"/>
+                <w:strike w:val="false"/>
+                <w:sz w:val="22"/>
+                <w:szCs w:val="22"/>
+                <w:color w:val="000000"/>
+              </w:rPr>
+              <w:t xml:space="preserve">0.1490</w:t>
             </w:r>
           </w:p>
         </w:tc>
@@ -8440,7 +9486,7 @@
                 <w:szCs w:val="22"/>
                 <w:color w:val="000000"/>
               </w:rPr>
-              <w:t xml:space="preserve">**</w:t>
+              <w:t xml:space="preserve"/>
             </w:r>
           </w:p>
         </w:tc>
@@ -8555,7 +9601,7 @@
                 <w:szCs w:val="22"/>
                 <w:color w:val="000000"/>
               </w:rPr>
-              <w:t xml:space="preserve">Empleo total (log)</w:t>
+              <w:t xml:space="preserve">Costo laboral por trabajador (log)</w:t>
             </w:r>
           </w:p>
         </w:tc>
@@ -8775,7 +9821,7 @@
                 <w:szCs w:val="22"/>
                 <w:color w:val="000000"/>
               </w:rPr>
-              <w:t xml:space="preserve">-3.7913</w:t>
+              <w:t xml:space="preserve">2.1125</w:t>
             </w:r>
           </w:p>
         </w:tc>
@@ -8830,7 +9876,62 @@
                 <w:szCs w:val="22"/>
                 <w:color w:val="000000"/>
               </w:rPr>
-              <w:t xml:space="preserve">0.0386</w:t>
+              <w:t xml:space="preserve">0.0130</w:t>
+            </w:r>
+          </w:p>
+        </w:tc>
+        <w:tc>
+          <w:tcPr>
+            <w:tcBorders>
+              <w:bottom w:val="none" w:sz="0" w:space="0" w:color="000000"/>
+              <w:top w:val="none" w:sz="0" w:space="0" w:color="000000"/>
+              <w:left w:val="none" w:sz="0" w:space="0" w:color="000000"/>
+              <w:right w:val="none" w:sz="0" w:space="0" w:color="000000"/>
+            </w:tcBorders>
+            <w:shd w:val="clear" w:color="auto" w:fill="FFFFFF"/>
+            <w:tcMar>
+              <w:top w:w="0" w:type="dxa"/>
+              <w:bottom w:w="0" w:type="dxa"/>
+              <w:left w:w="0" w:type="dxa"/>
+              <w:right w:w="0" w:type="dxa"/>
+            </w:tcMar>
+            <w:vAlign w:val="center"/>
+          </w:tcPr>
+          <w:p>
+            <w:pPr>
+              <w:pStyle w:val="Normal"/>
+              <w:jc w:val="right"/>
+              <w:pBdr>
+                <w:bottom w:val="none" w:sz="0" w:space="0" w:color="000000"/>
+                <w:top w:val="none" w:sz="0" w:space="0" w:color="000000"/>
+                <w:left w:val="none" w:sz="0" w:space="0" w:color="000000"/>
+                <w:right w:val="none" w:sz="0" w:space="0" w:color="000000"/>
+              </w:pBdr>
+              <w:spacing w:after="100" w:before="100" w:line="240"/>
+              <w:ind w:left="100" w:right="100" w:firstLine="0" w:firstLineChars="0"/>
+              <w:rPr>
+                <w:rFonts w:ascii="Arial" w:hAnsi="Arial" w:eastAsia="Arial" w:cs="Arial"/>
+                <w:i w:val="false"/>
+                <w:b w:val="false"/>
+                <w:u w:val="none"/>
+                <w:strike w:val="false"/>
+                <w:sz w:val="22"/>
+                <w:szCs w:val="22"/>
+                <w:color w:val="000000"/>
+              </w:rPr>
+            </w:pPr>
+            <w:r>
+              <w:rPr>
+                <w:rFonts w:ascii="Arial" w:hAnsi="Arial" w:eastAsia="Arial" w:cs="Arial"/>
+                <w:i w:val="false"/>
+                <w:b w:val="false"/>
+                <w:u w:val="none"/>
+                <w:strike w:val="false"/>
+                <w:sz w:val="22"/>
+                <w:szCs w:val="22"/>
+                <w:color w:val="000000"/>
+              </w:rPr>
+              <w:t xml:space="preserve">0.1056</w:t>
             </w:r>
           </w:p>
         </w:tc>
@@ -8885,7 +9986,7 @@
                 <w:szCs w:val="22"/>
                 <w:color w:val="000000"/>
               </w:rPr>
-              <w:t xml:space="preserve">**</w:t>
+              <w:t xml:space="preserve"/>
             </w:r>
           </w:p>
         </w:tc>
@@ -9000,7 +10101,7 @@
                 <w:szCs w:val="22"/>
                 <w:color w:val="000000"/>
               </w:rPr>
-              <w:t xml:space="preserve">Empleo total (log)</w:t>
+              <w:t xml:space="preserve">Costo laboral por trabajador (log)</w:t>
             </w:r>
           </w:p>
         </w:tc>
@@ -9220,7 +10321,7 @@
                 <w:szCs w:val="22"/>
                 <w:color w:val="000000"/>
               </w:rPr>
-              <w:t xml:space="preserve">-4.7933</w:t>
+              <w:t xml:space="preserve">-2.2932</w:t>
             </w:r>
           </w:p>
         </w:tc>
@@ -9275,7 +10376,62 @@
                 <w:szCs w:val="22"/>
                 <w:color w:val="000000"/>
               </w:rPr>
-              <w:t xml:space="preserve">0.0042</w:t>
+              <w:t xml:space="preserve">0.0171</w:t>
+            </w:r>
+          </w:p>
+        </w:tc>
+        <w:tc>
+          <w:tcPr>
+            <w:tcBorders>
+              <w:bottom w:val="none" w:sz="0" w:space="0" w:color="000000"/>
+              <w:top w:val="none" w:sz="0" w:space="0" w:color="000000"/>
+              <w:left w:val="none" w:sz="0" w:space="0" w:color="000000"/>
+              <w:right w:val="none" w:sz="0" w:space="0" w:color="000000"/>
+            </w:tcBorders>
+            <w:shd w:val="clear" w:color="auto" w:fill="FFFFFF"/>
+            <w:tcMar>
+              <w:top w:w="0" w:type="dxa"/>
+              <w:bottom w:w="0" w:type="dxa"/>
+              <w:left w:w="0" w:type="dxa"/>
+              <w:right w:w="0" w:type="dxa"/>
+            </w:tcMar>
+            <w:vAlign w:val="center"/>
+          </w:tcPr>
+          <w:p>
+            <w:pPr>
+              <w:pStyle w:val="Normal"/>
+              <w:jc w:val="right"/>
+              <w:pBdr>
+                <w:bottom w:val="none" w:sz="0" w:space="0" w:color="000000"/>
+                <w:top w:val="none" w:sz="0" w:space="0" w:color="000000"/>
+                <w:left w:val="none" w:sz="0" w:space="0" w:color="000000"/>
+                <w:right w:val="none" w:sz="0" w:space="0" w:color="000000"/>
+              </w:pBdr>
+              <w:spacing w:after="100" w:before="100" w:line="240"/>
+              <w:ind w:left="100" w:right="100" w:firstLine="0" w:firstLineChars="0"/>
+              <w:rPr>
+                <w:rFonts w:ascii="Arial" w:hAnsi="Arial" w:eastAsia="Arial" w:cs="Arial"/>
+                <w:i w:val="false"/>
+                <w:b w:val="false"/>
+                <w:u w:val="none"/>
+                <w:strike w:val="false"/>
+                <w:sz w:val="22"/>
+                <w:szCs w:val="22"/>
+                <w:color w:val="000000"/>
+              </w:rPr>
+            </w:pPr>
+            <w:r>
+              <w:rPr>
+                <w:rFonts w:ascii="Arial" w:hAnsi="Arial" w:eastAsia="Arial" w:cs="Arial"/>
+                <w:i w:val="false"/>
+                <w:b w:val="false"/>
+                <w:u w:val="none"/>
+                <w:strike w:val="false"/>
+                <w:sz w:val="22"/>
+                <w:szCs w:val="22"/>
+                <w:color w:val="000000"/>
+              </w:rPr>
+              <w:t xml:space="preserve">0.1797</w:t>
             </w:r>
           </w:p>
         </w:tc>
@@ -9330,7 +10486,7 @@
                 <w:szCs w:val="22"/>
                 <w:color w:val="000000"/>
               </w:rPr>
-              <w:t xml:space="preserve">***</w:t>
+              <w:t xml:space="preserve"/>
             </w:r>
           </w:p>
         </w:tc>
@@ -9445,7 +10601,7 @@
                 <w:szCs w:val="22"/>
                 <w:color w:val="000000"/>
               </w:rPr>
-              <w:t xml:space="preserve">Empleo total (log)</w:t>
+              <w:t xml:space="preserve">Costo laboral por trabajador (log)</w:t>
             </w:r>
           </w:p>
         </w:tc>
@@ -9665,7 +10821,7 @@
                 <w:szCs w:val="22"/>
                 <w:color w:val="000000"/>
               </w:rPr>
-              <w:t xml:space="preserve">-4.7628</w:t>
+              <w:t xml:space="preserve">2.1081</w:t>
             </w:r>
           </w:p>
         </w:tc>
@@ -9720,7 +10876,62 @@
                 <w:szCs w:val="22"/>
                 <w:color w:val="000000"/>
               </w:rPr>
-              <w:t xml:space="preserve">0.0066</w:t>
+              <w:t xml:space="preserve">0.0138</w:t>
+            </w:r>
+          </w:p>
+        </w:tc>
+        <w:tc>
+          <w:tcPr>
+            <w:tcBorders>
+              <w:bottom w:val="none" w:sz="0" w:space="0" w:color="000000"/>
+              <w:top w:val="none" w:sz="0" w:space="0" w:color="000000"/>
+              <w:left w:val="none" w:sz="0" w:space="0" w:color="000000"/>
+              <w:right w:val="none" w:sz="0" w:space="0" w:color="000000"/>
+            </w:tcBorders>
+            <w:shd w:val="clear" w:color="auto" w:fill="FFFFFF"/>
+            <w:tcMar>
+              <w:top w:w="0" w:type="dxa"/>
+              <w:bottom w:w="0" w:type="dxa"/>
+              <w:left w:w="0" w:type="dxa"/>
+              <w:right w:w="0" w:type="dxa"/>
+            </w:tcMar>
+            <w:vAlign w:val="center"/>
+          </w:tcPr>
+          <w:p>
+            <w:pPr>
+              <w:pStyle w:val="Normal"/>
+              <w:jc w:val="right"/>
+              <w:pBdr>
+                <w:bottom w:val="none" w:sz="0" w:space="0" w:color="000000"/>
+                <w:top w:val="none" w:sz="0" w:space="0" w:color="000000"/>
+                <w:left w:val="none" w:sz="0" w:space="0" w:color="000000"/>
+                <w:right w:val="none" w:sz="0" w:space="0" w:color="000000"/>
+              </w:pBdr>
+              <w:spacing w:after="100" w:before="100" w:line="240"/>
+              <w:ind w:left="100" w:right="100" w:firstLine="0" w:firstLineChars="0"/>
+              <w:rPr>
+                <w:rFonts w:ascii="Arial" w:hAnsi="Arial" w:eastAsia="Arial" w:cs="Arial"/>
+                <w:i w:val="false"/>
+                <w:b w:val="false"/>
+                <w:u w:val="none"/>
+                <w:strike w:val="false"/>
+                <w:sz w:val="22"/>
+                <w:szCs w:val="22"/>
+                <w:color w:val="000000"/>
+              </w:rPr>
+            </w:pPr>
+            <w:r>
+              <w:rPr>
+                <w:rFonts w:ascii="Arial" w:hAnsi="Arial" w:eastAsia="Arial" w:cs="Arial"/>
+                <w:i w:val="false"/>
+                <w:b w:val="false"/>
+                <w:u w:val="none"/>
+                <w:strike w:val="false"/>
+                <w:sz w:val="22"/>
+                <w:szCs w:val="22"/>
+                <w:color w:val="000000"/>
+              </w:rPr>
+              <w:t xml:space="preserve">0.1267</w:t>
             </w:r>
           </w:p>
         </w:tc>
@@ -9775,7 +10986,7 @@
                 <w:szCs w:val="22"/>
                 <w:color w:val="000000"/>
               </w:rPr>
-              <w:t xml:space="preserve">***</w:t>
+              <w:t xml:space="preserve"/>
             </w:r>
           </w:p>
         </w:tc>
@@ -9890,7 +11101,7 @@
                 <w:szCs w:val="22"/>
                 <w:color w:val="000000"/>
               </w:rPr>
-              <w:t xml:space="preserve">Empleo total (log)</w:t>
+              <w:t xml:space="preserve">Costo laboral por trabajador (log)</w:t>
             </w:r>
           </w:p>
         </w:tc>
@@ -10110,7 +11321,7 @@
                 <w:szCs w:val="22"/>
                 <w:color w:val="000000"/>
               </w:rPr>
-              <w:t xml:space="preserve">-0.3340</w:t>
+              <w:t xml:space="preserve">1.5067</w:t>
             </w:r>
           </w:p>
         </w:tc>
@@ -10165,7 +11376,62 @@
                 <w:szCs w:val="22"/>
                 <w:color w:val="000000"/>
               </w:rPr>
-              <w:t xml:space="preserve">0.8559</w:t>
+              <w:t xml:space="preserve">0.0192</w:t>
+            </w:r>
+          </w:p>
+        </w:tc>
+        <w:tc>
+          <w:tcPr>
+            <w:tcBorders>
+              <w:bottom w:val="none" w:sz="0" w:space="0" w:color="000000"/>
+              <w:top w:val="none" w:sz="0" w:space="0" w:color="000000"/>
+              <w:left w:val="none" w:sz="0" w:space="0" w:color="000000"/>
+              <w:right w:val="none" w:sz="0" w:space="0" w:color="000000"/>
+            </w:tcBorders>
+            <w:shd w:val="clear" w:color="auto" w:fill="FFFFFF"/>
+            <w:tcMar>
+              <w:top w:w="0" w:type="dxa"/>
+              <w:bottom w:w="0" w:type="dxa"/>
+              <w:left w:w="0" w:type="dxa"/>
+              <w:right w:w="0" w:type="dxa"/>
+            </w:tcMar>
+            <w:vAlign w:val="center"/>
+          </w:tcPr>
+          <w:p>
+            <w:pPr>
+              <w:pStyle w:val="Normal"/>
+              <w:jc w:val="right"/>
+              <w:pBdr>
+                <w:bottom w:val="none" w:sz="0" w:space="0" w:color="000000"/>
+                <w:top w:val="none" w:sz="0" w:space="0" w:color="000000"/>
+                <w:left w:val="none" w:sz="0" w:space="0" w:color="000000"/>
+                <w:right w:val="none" w:sz="0" w:space="0" w:color="000000"/>
+              </w:pBdr>
+              <w:spacing w:after="100" w:before="100" w:line="240"/>
+              <w:ind w:left="100" w:right="100" w:firstLine="0" w:firstLineChars="0"/>
+              <w:rPr>
+                <w:rFonts w:ascii="Arial" w:hAnsi="Arial" w:eastAsia="Arial" w:cs="Arial"/>
+                <w:i w:val="false"/>
+                <w:b w:val="false"/>
+                <w:u w:val="none"/>
+                <w:strike w:val="false"/>
+                <w:sz w:val="22"/>
+                <w:szCs w:val="22"/>
+                <w:color w:val="000000"/>
+              </w:rPr>
+            </w:pPr>
+            <w:r>
+              <w:rPr>
+                <w:rFonts w:ascii="Arial" w:hAnsi="Arial" w:eastAsia="Arial" w:cs="Arial"/>
+                <w:i w:val="false"/>
+                <w:b w:val="false"/>
+                <w:u w:val="none"/>
+                <w:strike w:val="false"/>
+                <w:sz w:val="22"/>
+                <w:szCs w:val="22"/>
+                <w:color w:val="000000"/>
+              </w:rPr>
+              <w:t xml:space="preserve">0.4324</w:t>
             </w:r>
           </w:p>
         </w:tc>
@@ -10335,7 +11601,7 @@
                 <w:szCs w:val="22"/>
                 <w:color w:val="000000"/>
               </w:rPr>
-              <w:t xml:space="preserve">Empleo total (log)</w:t>
+              <w:t xml:space="preserve">Costo laboral por trabajador (log)</w:t>
             </w:r>
           </w:p>
         </w:tc>
@@ -10555,7 +11821,7 @@
                 <w:szCs w:val="22"/>
                 <w:color w:val="000000"/>
               </w:rPr>
-              <w:t xml:space="preserve">-3.5153</w:t>
+              <w:t xml:space="preserve">0.7076</w:t>
             </w:r>
           </w:p>
         </w:tc>
@@ -10610,7 +11876,62 @@
                 <w:szCs w:val="22"/>
                 <w:color w:val="000000"/>
               </w:rPr>
-              <w:t xml:space="preserve">0.0959</w:t>
+              <w:t xml:space="preserve">0.0174</w:t>
+            </w:r>
+          </w:p>
+        </w:tc>
+        <w:tc>
+          <w:tcPr>
+            <w:tcBorders>
+              <w:bottom w:val="none" w:sz="0" w:space="0" w:color="000000"/>
+              <w:top w:val="none" w:sz="0" w:space="0" w:color="000000"/>
+              <w:left w:val="none" w:sz="0" w:space="0" w:color="000000"/>
+              <w:right w:val="none" w:sz="0" w:space="0" w:color="000000"/>
+            </w:tcBorders>
+            <w:shd w:val="clear" w:color="auto" w:fill="FFFFFF"/>
+            <w:tcMar>
+              <w:top w:w="0" w:type="dxa"/>
+              <w:bottom w:w="0" w:type="dxa"/>
+              <w:left w:w="0" w:type="dxa"/>
+              <w:right w:w="0" w:type="dxa"/>
+            </w:tcMar>
+            <w:vAlign w:val="center"/>
+          </w:tcPr>
+          <w:p>
+            <w:pPr>
+              <w:pStyle w:val="Normal"/>
+              <w:jc w:val="right"/>
+              <w:pBdr>
+                <w:bottom w:val="none" w:sz="0" w:space="0" w:color="000000"/>
+                <w:top w:val="none" w:sz="0" w:space="0" w:color="000000"/>
+                <w:left w:val="none" w:sz="0" w:space="0" w:color="000000"/>
+                <w:right w:val="none" w:sz="0" w:space="0" w:color="000000"/>
+              </w:pBdr>
+              <w:spacing w:after="100" w:before="100" w:line="240"/>
+              <w:ind w:left="100" w:right="100" w:firstLine="0" w:firstLineChars="0"/>
+              <w:rPr>
+                <w:rFonts w:ascii="Arial" w:hAnsi="Arial" w:eastAsia="Arial" w:cs="Arial"/>
+                <w:i w:val="false"/>
+                <w:b w:val="false"/>
+                <w:u w:val="none"/>
+                <w:strike w:val="false"/>
+                <w:sz w:val="22"/>
+                <w:szCs w:val="22"/>
+                <w:color w:val="000000"/>
+              </w:rPr>
+            </w:pPr>
+            <w:r>
+              <w:rPr>
+                <w:rFonts w:ascii="Arial" w:hAnsi="Arial" w:eastAsia="Arial" w:cs="Arial"/>
+                <w:i w:val="false"/>
+                <w:b w:val="false"/>
+                <w:u w:val="none"/>
+                <w:strike w:val="false"/>
+                <w:sz w:val="22"/>
+                <w:szCs w:val="22"/>
+                <w:color w:val="000000"/>
+              </w:rPr>
+              <w:t xml:space="preserve">0.6840</w:t>
             </w:r>
           </w:p>
         </w:tc>
@@ -10665,7 +11986,7 @@
                 <w:szCs w:val="22"/>
                 <w:color w:val="000000"/>
               </w:rPr>
-              <w:t xml:space="preserve">*</w:t>
+              <w:t xml:space="preserve"/>
             </w:r>
           </w:p>
         </w:tc>
@@ -10780,7 +12101,7 @@
                 <w:szCs w:val="22"/>
                 <w:color w:val="000000"/>
               </w:rPr>
-              <w:t xml:space="preserve">Empleo total (log)</w:t>
+              <w:t xml:space="preserve">Costo laboral por trabajador (log)</w:t>
             </w:r>
           </w:p>
         </w:tc>
@@ -11000,7 +12321,7 @@
                 <w:szCs w:val="22"/>
                 <w:color w:val="000000"/>
               </w:rPr>
-              <w:t xml:space="preserve">-3.4614</w:t>
+              <w:t xml:space="preserve">-0.4382</w:t>
             </w:r>
           </w:p>
         </w:tc>
@@ -11055,7 +12376,62 @@
                 <w:szCs w:val="22"/>
                 <w:color w:val="000000"/>
               </w:rPr>
-              <w:t xml:space="preserve">0.0833</w:t>
+              <w:t xml:space="preserve">0.0233</w:t>
+            </w:r>
+          </w:p>
+        </w:tc>
+        <w:tc>
+          <w:tcPr>
+            <w:tcBorders>
+              <w:bottom w:val="none" w:sz="0" w:space="0" w:color="000000"/>
+              <w:top w:val="none" w:sz="0" w:space="0" w:color="000000"/>
+              <w:left w:val="none" w:sz="0" w:space="0" w:color="000000"/>
+              <w:right w:val="none" w:sz="0" w:space="0" w:color="000000"/>
+            </w:tcBorders>
+            <w:shd w:val="clear" w:color="auto" w:fill="FFFFFF"/>
+            <w:tcMar>
+              <w:top w:w="0" w:type="dxa"/>
+              <w:bottom w:w="0" w:type="dxa"/>
+              <w:left w:w="0" w:type="dxa"/>
+              <w:right w:w="0" w:type="dxa"/>
+            </w:tcMar>
+            <w:vAlign w:val="center"/>
+          </w:tcPr>
+          <w:p>
+            <w:pPr>
+              <w:pStyle w:val="Normal"/>
+              <w:jc w:val="right"/>
+              <w:pBdr>
+                <w:bottom w:val="none" w:sz="0" w:space="0" w:color="000000"/>
+                <w:top w:val="none" w:sz="0" w:space="0" w:color="000000"/>
+                <w:left w:val="none" w:sz="0" w:space="0" w:color="000000"/>
+                <w:right w:val="none" w:sz="0" w:space="0" w:color="000000"/>
+              </w:pBdr>
+              <w:spacing w:after="100" w:before="100" w:line="240"/>
+              <w:ind w:left="100" w:right="100" w:firstLine="0" w:firstLineChars="0"/>
+              <w:rPr>
+                <w:rFonts w:ascii="Arial" w:hAnsi="Arial" w:eastAsia="Arial" w:cs="Arial"/>
+                <w:i w:val="false"/>
+                <w:b w:val="false"/>
+                <w:u w:val="none"/>
+                <w:strike w:val="false"/>
+                <w:sz w:val="22"/>
+                <w:szCs w:val="22"/>
+                <w:color w:val="000000"/>
+              </w:rPr>
+            </w:pPr>
+            <w:r>
+              <w:rPr>
+                <w:rFonts w:ascii="Arial" w:hAnsi="Arial" w:eastAsia="Arial" w:cs="Arial"/>
+                <w:i w:val="false"/>
+                <w:b w:val="false"/>
+                <w:u w:val="none"/>
+                <w:strike w:val="false"/>
+                <w:sz w:val="22"/>
+                <w:szCs w:val="22"/>
+                <w:color w:val="000000"/>
+              </w:rPr>
+              <w:t xml:space="preserve">0.8509</w:t>
             </w:r>
           </w:p>
         </w:tc>
@@ -11110,7 +12486,7 @@
                 <w:szCs w:val="22"/>
                 <w:color w:val="000000"/>
               </w:rPr>
-              <w:t xml:space="preserve">*</w:t>
+              <w:t xml:space="preserve"/>
             </w:r>
           </w:p>
         </w:tc>
@@ -11225,7 +12601,7 @@
                 <w:szCs w:val="22"/>
                 <w:color w:val="000000"/>
               </w:rPr>
-              <w:t xml:space="preserve">Salario promedio (log)</w:t>
+              <w:t xml:space="preserve">Empleo total (log)</w:t>
             </w:r>
           </w:p>
         </w:tc>
@@ -11280,7 +12656,7 @@
                 <w:szCs w:val="22"/>
                 <w:color w:val="000000"/>
               </w:rPr>
-              <w:t xml:space="preserve">A. Salario de la firma en 2022</w:t>
+              <w:t xml:space="preserve">A. Salario de la firma en el año base</w:t>
             </w:r>
           </w:p>
         </w:tc>
@@ -11445,7 +12821,7 @@
                 <w:szCs w:val="22"/>
                 <w:color w:val="000000"/>
               </w:rPr>
-              <w:t xml:space="preserve">2.0747</w:t>
+              <w:t xml:space="preserve">1.4125</w:t>
             </w:r>
           </w:p>
         </w:tc>
@@ -11500,7 +12876,62 @@
                 <w:szCs w:val="22"/>
                 <w:color w:val="000000"/>
               </w:rPr>
-              <w:t xml:space="preserve">0.0472</w:t>
+              <w:t xml:space="preserve">0.0164</w:t>
+            </w:r>
+          </w:p>
+        </w:tc>
+        <w:tc>
+          <w:tcPr>
+            <w:tcBorders>
+              <w:bottom w:val="none" w:sz="0" w:space="0" w:color="000000"/>
+              <w:top w:val="none" w:sz="0" w:space="0" w:color="000000"/>
+              <w:left w:val="none" w:sz="0" w:space="0" w:color="000000"/>
+              <w:right w:val="none" w:sz="0" w:space="0" w:color="000000"/>
+            </w:tcBorders>
+            <w:shd w:val="clear" w:color="auto" w:fill="FFFFFF"/>
+            <w:tcMar>
+              <w:top w:w="0" w:type="dxa"/>
+              <w:bottom w:w="0" w:type="dxa"/>
+              <w:left w:w="0" w:type="dxa"/>
+              <w:right w:w="0" w:type="dxa"/>
+            </w:tcMar>
+            <w:vAlign w:val="center"/>
+          </w:tcPr>
+          <w:p>
+            <w:pPr>
+              <w:pStyle w:val="Normal"/>
+              <w:jc w:val="right"/>
+              <w:pBdr>
+                <w:bottom w:val="none" w:sz="0" w:space="0" w:color="000000"/>
+                <w:top w:val="none" w:sz="0" w:space="0" w:color="000000"/>
+                <w:left w:val="none" w:sz="0" w:space="0" w:color="000000"/>
+                <w:right w:val="none" w:sz="0" w:space="0" w:color="000000"/>
+              </w:pBdr>
+              <w:spacing w:after="100" w:before="100" w:line="240"/>
+              <w:ind w:left="100" w:right="100" w:firstLine="0" w:firstLineChars="0"/>
+              <w:rPr>
+                <w:rFonts w:ascii="Arial" w:hAnsi="Arial" w:eastAsia="Arial" w:cs="Arial"/>
+                <w:i w:val="false"/>
+                <w:b w:val="false"/>
+                <w:u w:val="none"/>
+                <w:strike w:val="false"/>
+                <w:sz w:val="22"/>
+                <w:szCs w:val="22"/>
+                <w:color w:val="000000"/>
+              </w:rPr>
+            </w:pPr>
+            <w:r>
+              <w:rPr>
+                <w:rFonts w:ascii="Arial" w:hAnsi="Arial" w:eastAsia="Arial" w:cs="Arial"/>
+                <w:i w:val="false"/>
+                <w:b w:val="false"/>
+                <w:u w:val="none"/>
+                <w:strike w:val="false"/>
+                <w:sz w:val="22"/>
+                <w:szCs w:val="22"/>
+                <w:color w:val="000000"/>
+              </w:rPr>
+              <w:t xml:space="preserve">0.3878</w:t>
             </w:r>
           </w:p>
         </w:tc>
@@ -11555,7 +12986,7 @@
                 <w:szCs w:val="22"/>
                 <w:color w:val="000000"/>
               </w:rPr>
-              <w:t xml:space="preserve">**</w:t>
+              <w:t xml:space="preserve"/>
             </w:r>
           </w:p>
         </w:tc>
@@ -11670,7 +13101,7 @@
                 <w:szCs w:val="22"/>
                 <w:color w:val="000000"/>
               </w:rPr>
-              <w:t xml:space="preserve">Salario promedio (log)</w:t>
+              <w:t xml:space="preserve">Empleo total (log)</w:t>
             </w:r>
           </w:p>
         </w:tc>
@@ -11725,7 +13156,7 @@
                 <w:szCs w:val="22"/>
                 <w:color w:val="000000"/>
               </w:rPr>
-              <w:t xml:space="preserve">A. Salario de la firma en 2022</w:t>
+              <w:t xml:space="preserve">A. Salario de la firma en el año base</w:t>
             </w:r>
           </w:p>
         </w:tc>
@@ -11890,7 +13321,7 @@
                 <w:szCs w:val="22"/>
                 <w:color w:val="000000"/>
               </w:rPr>
-              <w:t xml:space="preserve">1.9278</w:t>
+              <w:t xml:space="preserve">1.6049</w:t>
             </w:r>
           </w:p>
         </w:tc>
@@ -11945,7 +13376,62 @@
                 <w:szCs w:val="22"/>
                 <w:color w:val="000000"/>
               </w:rPr>
-              <w:t xml:space="preserve">0.1322</w:t>
+              <w:t xml:space="preserve">0.0154</w:t>
+            </w:r>
+          </w:p>
+        </w:tc>
+        <w:tc>
+          <w:tcPr>
+            <w:tcBorders>
+              <w:bottom w:val="none" w:sz="0" w:space="0" w:color="000000"/>
+              <w:top w:val="none" w:sz="0" w:space="0" w:color="000000"/>
+              <w:left w:val="none" w:sz="0" w:space="0" w:color="000000"/>
+              <w:right w:val="none" w:sz="0" w:space="0" w:color="000000"/>
+            </w:tcBorders>
+            <w:shd w:val="clear" w:color="auto" w:fill="FFFFFF"/>
+            <w:tcMar>
+              <w:top w:w="0" w:type="dxa"/>
+              <w:bottom w:w="0" w:type="dxa"/>
+              <w:left w:w="0" w:type="dxa"/>
+              <w:right w:w="0" w:type="dxa"/>
+            </w:tcMar>
+            <w:vAlign w:val="center"/>
+          </w:tcPr>
+          <w:p>
+            <w:pPr>
+              <w:pStyle w:val="Normal"/>
+              <w:jc w:val="right"/>
+              <w:pBdr>
+                <w:bottom w:val="none" w:sz="0" w:space="0" w:color="000000"/>
+                <w:top w:val="none" w:sz="0" w:space="0" w:color="000000"/>
+                <w:left w:val="none" w:sz="0" w:space="0" w:color="000000"/>
+                <w:right w:val="none" w:sz="0" w:space="0" w:color="000000"/>
+              </w:pBdr>
+              <w:spacing w:after="100" w:before="100" w:line="240"/>
+              <w:ind w:left="100" w:right="100" w:firstLine="0" w:firstLineChars="0"/>
+              <w:rPr>
+                <w:rFonts w:ascii="Arial" w:hAnsi="Arial" w:eastAsia="Arial" w:cs="Arial"/>
+                <w:i w:val="false"/>
+                <w:b w:val="false"/>
+                <w:u w:val="none"/>
+                <w:strike w:val="false"/>
+                <w:sz w:val="22"/>
+                <w:szCs w:val="22"/>
+                <w:color w:val="000000"/>
+              </w:rPr>
+            </w:pPr>
+            <w:r>
+              <w:rPr>
+                <w:rFonts w:ascii="Arial" w:hAnsi="Arial" w:eastAsia="Arial" w:cs="Arial"/>
+                <w:i w:val="false"/>
+                <w:b w:val="false"/>
+                <w:u w:val="none"/>
+                <w:strike w:val="false"/>
+                <w:sz w:val="22"/>
+                <w:szCs w:val="22"/>
+                <w:color w:val="000000"/>
+              </w:rPr>
+              <w:t xml:space="preserve">0.2984</w:t>
             </w:r>
           </w:p>
         </w:tc>
@@ -12115,7 +13601,7 @@
                 <w:szCs w:val="22"/>
                 <w:color w:val="000000"/>
               </w:rPr>
-              <w:t xml:space="preserve">Salario promedio (log)</w:t>
+              <w:t xml:space="preserve">Empleo total (log)</w:t>
             </w:r>
           </w:p>
         </w:tc>
@@ -12170,7 +13656,7 @@
                 <w:szCs w:val="22"/>
                 <w:color w:val="000000"/>
               </w:rPr>
-              <w:t xml:space="preserve">A. Salario de la firma en 2022</w:t>
+              <w:t xml:space="preserve">A. Salario de la firma en el año base</w:t>
             </w:r>
           </w:p>
         </w:tc>
@@ -12335,7 +13821,7 @@
                 <w:szCs w:val="22"/>
                 <w:color w:val="000000"/>
               </w:rPr>
-              <w:t xml:space="preserve">3.5182</w:t>
+              <w:t xml:space="preserve">-0.4511</w:t>
             </w:r>
           </w:p>
         </w:tc>
@@ -12390,7 +13876,62 @@
                 <w:szCs w:val="22"/>
                 <w:color w:val="000000"/>
               </w:rPr>
-              <w:t xml:space="preserve">0.0003</w:t>
+              <w:t xml:space="preserve">0.0149</w:t>
+            </w:r>
+          </w:p>
+        </w:tc>
+        <w:tc>
+          <w:tcPr>
+            <w:tcBorders>
+              <w:bottom w:val="none" w:sz="0" w:space="0" w:color="000000"/>
+              <w:top w:val="none" w:sz="0" w:space="0" w:color="000000"/>
+              <w:left w:val="none" w:sz="0" w:space="0" w:color="000000"/>
+              <w:right w:val="none" w:sz="0" w:space="0" w:color="000000"/>
+            </w:tcBorders>
+            <w:shd w:val="clear" w:color="auto" w:fill="FFFFFF"/>
+            <w:tcMar>
+              <w:top w:w="0" w:type="dxa"/>
+              <w:bottom w:w="0" w:type="dxa"/>
+              <w:left w:w="0" w:type="dxa"/>
+              <w:right w:w="0" w:type="dxa"/>
+            </w:tcMar>
+            <w:vAlign w:val="center"/>
+          </w:tcPr>
+          <w:p>
+            <w:pPr>
+              <w:pStyle w:val="Normal"/>
+              <w:jc w:val="right"/>
+              <w:pBdr>
+                <w:bottom w:val="none" w:sz="0" w:space="0" w:color="000000"/>
+                <w:top w:val="none" w:sz="0" w:space="0" w:color="000000"/>
+                <w:left w:val="none" w:sz="0" w:space="0" w:color="000000"/>
+                <w:right w:val="none" w:sz="0" w:space="0" w:color="000000"/>
+              </w:pBdr>
+              <w:spacing w:after="100" w:before="100" w:line="240"/>
+              <w:ind w:left="100" w:right="100" w:firstLine="0" w:firstLineChars="0"/>
+              <w:rPr>
+                <w:rFonts w:ascii="Arial" w:hAnsi="Arial" w:eastAsia="Arial" w:cs="Arial"/>
+                <w:i w:val="false"/>
+                <w:b w:val="false"/>
+                <w:u w:val="none"/>
+                <w:strike w:val="false"/>
+                <w:sz w:val="22"/>
+                <w:szCs w:val="22"/>
+                <w:color w:val="000000"/>
+              </w:rPr>
+            </w:pPr>
+            <w:r>
+              <w:rPr>
+                <w:rFonts w:ascii="Arial" w:hAnsi="Arial" w:eastAsia="Arial" w:cs="Arial"/>
+                <w:i w:val="false"/>
+                <w:b w:val="false"/>
+                <w:u w:val="none"/>
+                <w:strike w:val="false"/>
+                <w:sz w:val="22"/>
+                <w:szCs w:val="22"/>
+                <w:color w:val="000000"/>
+              </w:rPr>
+              <w:t xml:space="preserve">0.7622</w:t>
             </w:r>
           </w:p>
         </w:tc>
@@ -12445,7 +13986,7 @@
                 <w:szCs w:val="22"/>
                 <w:color w:val="000000"/>
               </w:rPr>
-              <w:t xml:space="preserve">***</w:t>
+              <w:t xml:space="preserve"/>
             </w:r>
           </w:p>
         </w:tc>
@@ -12560,7 +14101,7 @@
                 <w:szCs w:val="22"/>
                 <w:color w:val="000000"/>
               </w:rPr>
-              <w:t xml:space="preserve">Salario promedio (log)</w:t>
+              <w:t xml:space="preserve">Empleo total (log)</w:t>
             </w:r>
           </w:p>
         </w:tc>
@@ -12615,7 +14156,7 @@
                 <w:szCs w:val="22"/>
                 <w:color w:val="000000"/>
               </w:rPr>
-              <w:t xml:space="preserve">A. Salario de la firma en 2022</w:t>
+              <w:t xml:space="preserve">A. Salario de la firma en el año base</w:t>
             </w:r>
           </w:p>
         </w:tc>
@@ -12780,7 +14321,7 @@
                 <w:szCs w:val="22"/>
                 <w:color w:val="000000"/>
               </w:rPr>
-              <w:t xml:space="preserve">4.9578</w:t>
+              <w:t xml:space="preserve">-1.7922</w:t>
             </w:r>
           </w:p>
         </w:tc>
@@ -12835,7 +14376,62 @@
                 <w:szCs w:val="22"/>
                 <w:color w:val="000000"/>
               </w:rPr>
-              <w:t xml:space="preserve">0.0002</w:t>
+              <w:t xml:space="preserve">0.0173</w:t>
+            </w:r>
+          </w:p>
+        </w:tc>
+        <w:tc>
+          <w:tcPr>
+            <w:tcBorders>
+              <w:bottom w:val="none" w:sz="0" w:space="0" w:color="000000"/>
+              <w:top w:val="none" w:sz="0" w:space="0" w:color="000000"/>
+              <w:left w:val="none" w:sz="0" w:space="0" w:color="000000"/>
+              <w:right w:val="none" w:sz="0" w:space="0" w:color="000000"/>
+            </w:tcBorders>
+            <w:shd w:val="clear" w:color="auto" w:fill="FFFFFF"/>
+            <w:tcMar>
+              <w:top w:w="0" w:type="dxa"/>
+              <w:bottom w:w="0" w:type="dxa"/>
+              <w:left w:w="0" w:type="dxa"/>
+              <w:right w:w="0" w:type="dxa"/>
+            </w:tcMar>
+            <w:vAlign w:val="center"/>
+          </w:tcPr>
+          <w:p>
+            <w:pPr>
+              <w:pStyle w:val="Normal"/>
+              <w:jc w:val="right"/>
+              <w:pBdr>
+                <w:bottom w:val="none" w:sz="0" w:space="0" w:color="000000"/>
+                <w:top w:val="none" w:sz="0" w:space="0" w:color="000000"/>
+                <w:left w:val="none" w:sz="0" w:space="0" w:color="000000"/>
+                <w:right w:val="none" w:sz="0" w:space="0" w:color="000000"/>
+              </w:pBdr>
+              <w:spacing w:after="100" w:before="100" w:line="240"/>
+              <w:ind w:left="100" w:right="100" w:firstLine="0" w:firstLineChars="0"/>
+              <w:rPr>
+                <w:rFonts w:ascii="Arial" w:hAnsi="Arial" w:eastAsia="Arial" w:cs="Arial"/>
+                <w:i w:val="false"/>
+                <w:b w:val="false"/>
+                <w:u w:val="none"/>
+                <w:strike w:val="false"/>
+                <w:sz w:val="22"/>
+                <w:szCs w:val="22"/>
+                <w:color w:val="000000"/>
+              </w:rPr>
+            </w:pPr>
+            <w:r>
+              <w:rPr>
+                <w:rFonts w:ascii="Arial" w:hAnsi="Arial" w:eastAsia="Arial" w:cs="Arial"/>
+                <w:i w:val="false"/>
+                <w:b w:val="false"/>
+                <w:u w:val="none"/>
+                <w:strike w:val="false"/>
+                <w:sz w:val="22"/>
+                <w:szCs w:val="22"/>
+                <w:color w:val="000000"/>
+              </w:rPr>
+              <w:t xml:space="preserve">0.3014</w:t>
             </w:r>
           </w:p>
         </w:tc>
@@ -12890,7 +14486,7 @@
                 <w:szCs w:val="22"/>
                 <w:color w:val="000000"/>
               </w:rPr>
-              <w:t xml:space="preserve">***</w:t>
+              <w:t xml:space="preserve"/>
             </w:r>
           </w:p>
         </w:tc>
@@ -13005,7 +14601,7 @@
                 <w:szCs w:val="22"/>
                 <w:color w:val="000000"/>
               </w:rPr>
-              <w:t xml:space="preserve">Salario promedio (log)</w:t>
+              <w:t xml:space="preserve">Empleo total (log)</w:t>
             </w:r>
           </w:p>
         </w:tc>
@@ -13060,7 +14656,7 @@
                 <w:szCs w:val="22"/>
                 <w:color w:val="000000"/>
               </w:rPr>
-              <w:t xml:space="preserve">A. Salario de la firma en 2022</w:t>
+              <w:t xml:space="preserve">A. Salario de la firma en el año base</w:t>
             </w:r>
           </w:p>
         </w:tc>
@@ -13225,7 +14821,7 @@
                 <w:szCs w:val="22"/>
                 <w:color w:val="000000"/>
               </w:rPr>
-              <w:t xml:space="preserve">5.2962</w:t>
+              <w:t xml:space="preserve">1.0317</w:t>
             </w:r>
           </w:p>
         </w:tc>
@@ -13280,7 +14876,62 @@
                 <w:szCs w:val="22"/>
                 <w:color w:val="000000"/>
               </w:rPr>
-              <w:t xml:space="preserve">0.0000</w:t>
+              <w:t xml:space="preserve">0.0151</w:t>
+            </w:r>
+          </w:p>
+        </w:tc>
+        <w:tc>
+          <w:tcPr>
+            <w:tcBorders>
+              <w:bottom w:val="none" w:sz="0" w:space="0" w:color="000000"/>
+              <w:top w:val="none" w:sz="0" w:space="0" w:color="000000"/>
+              <w:left w:val="none" w:sz="0" w:space="0" w:color="000000"/>
+              <w:right w:val="none" w:sz="0" w:space="0" w:color="000000"/>
+            </w:tcBorders>
+            <w:shd w:val="clear" w:color="auto" w:fill="FFFFFF"/>
+            <w:tcMar>
+              <w:top w:w="0" w:type="dxa"/>
+              <w:bottom w:w="0" w:type="dxa"/>
+              <w:left w:w="0" w:type="dxa"/>
+              <w:right w:w="0" w:type="dxa"/>
+            </w:tcMar>
+            <w:vAlign w:val="center"/>
+          </w:tcPr>
+          <w:p>
+            <w:pPr>
+              <w:pStyle w:val="Normal"/>
+              <w:jc w:val="right"/>
+              <w:pBdr>
+                <w:bottom w:val="none" w:sz="0" w:space="0" w:color="000000"/>
+                <w:top w:val="none" w:sz="0" w:space="0" w:color="000000"/>
+                <w:left w:val="none" w:sz="0" w:space="0" w:color="000000"/>
+                <w:right w:val="none" w:sz="0" w:space="0" w:color="000000"/>
+              </w:pBdr>
+              <w:spacing w:after="100" w:before="100" w:line="240"/>
+              <w:ind w:left="100" w:right="100" w:firstLine="0" w:firstLineChars="0"/>
+              <w:rPr>
+                <w:rFonts w:ascii="Arial" w:hAnsi="Arial" w:eastAsia="Arial" w:cs="Arial"/>
+                <w:i w:val="false"/>
+                <w:b w:val="false"/>
+                <w:u w:val="none"/>
+                <w:strike w:val="false"/>
+                <w:sz w:val="22"/>
+                <w:szCs w:val="22"/>
+                <w:color w:val="000000"/>
+              </w:rPr>
+            </w:pPr>
+            <w:r>
+              <w:rPr>
+                <w:rFonts w:ascii="Arial" w:hAnsi="Arial" w:eastAsia="Arial" w:cs="Arial"/>
+                <w:i w:val="false"/>
+                <w:b w:val="false"/>
+                <w:u w:val="none"/>
+                <w:strike w:val="false"/>
+                <w:sz w:val="22"/>
+                <w:szCs w:val="22"/>
+                <w:color w:val="000000"/>
+              </w:rPr>
+              <w:t xml:space="preserve">0.4940</w:t>
             </w:r>
           </w:p>
         </w:tc>
@@ -13335,7 +14986,7 @@
                 <w:szCs w:val="22"/>
                 <w:color w:val="000000"/>
               </w:rPr>
-              <w:t xml:space="preserve">***</w:t>
+              <w:t xml:space="preserve"/>
             </w:r>
           </w:p>
         </w:tc>
@@ -13450,7 +15101,7 @@
                 <w:szCs w:val="22"/>
                 <w:color w:val="000000"/>
               </w:rPr>
-              <w:t xml:space="preserve">Salario promedio (log)</w:t>
+              <w:t xml:space="preserve">Empleo total (log)</w:t>
             </w:r>
           </w:p>
         </w:tc>
@@ -13505,7 +15156,7 @@
                 <w:szCs w:val="22"/>
                 <w:color w:val="000000"/>
               </w:rPr>
-              <w:t xml:space="preserve">A. Salario de la firma en 2022</w:t>
+              <w:t xml:space="preserve">A. Salario de la firma en el año base</w:t>
             </w:r>
           </w:p>
         </w:tc>
@@ -13670,7 +15321,7 @@
                 <w:szCs w:val="22"/>
                 <w:color w:val="000000"/>
               </w:rPr>
-              <w:t xml:space="preserve">3.0973</w:t>
+              <w:t xml:space="preserve">-1.3747</w:t>
             </w:r>
           </w:p>
         </w:tc>
@@ -13725,7 +15376,62 @@
                 <w:szCs w:val="22"/>
                 <w:color w:val="000000"/>
               </w:rPr>
-              <w:t xml:space="preserve">0.0137</w:t>
+              <w:t xml:space="preserve">0.0174</w:t>
+            </w:r>
+          </w:p>
+        </w:tc>
+        <w:tc>
+          <w:tcPr>
+            <w:tcBorders>
+              <w:bottom w:val="none" w:sz="0" w:space="0" w:color="000000"/>
+              <w:top w:val="none" w:sz="0" w:space="0" w:color="000000"/>
+              <w:left w:val="none" w:sz="0" w:space="0" w:color="000000"/>
+              <w:right w:val="none" w:sz="0" w:space="0" w:color="000000"/>
+            </w:tcBorders>
+            <w:shd w:val="clear" w:color="auto" w:fill="FFFFFF"/>
+            <w:tcMar>
+              <w:top w:w="0" w:type="dxa"/>
+              <w:bottom w:w="0" w:type="dxa"/>
+              <w:left w:w="0" w:type="dxa"/>
+              <w:right w:w="0" w:type="dxa"/>
+            </w:tcMar>
+            <w:vAlign w:val="center"/>
+          </w:tcPr>
+          <w:p>
+            <w:pPr>
+              <w:pStyle w:val="Normal"/>
+              <w:jc w:val="right"/>
+              <w:pBdr>
+                <w:bottom w:val="none" w:sz="0" w:space="0" w:color="000000"/>
+                <w:top w:val="none" w:sz="0" w:space="0" w:color="000000"/>
+                <w:left w:val="none" w:sz="0" w:space="0" w:color="000000"/>
+                <w:right w:val="none" w:sz="0" w:space="0" w:color="000000"/>
+              </w:pBdr>
+              <w:spacing w:after="100" w:before="100" w:line="240"/>
+              <w:ind w:left="100" w:right="100" w:firstLine="0" w:firstLineChars="0"/>
+              <w:rPr>
+                <w:rFonts w:ascii="Arial" w:hAnsi="Arial" w:eastAsia="Arial" w:cs="Arial"/>
+                <w:i w:val="false"/>
+                <w:b w:val="false"/>
+                <w:u w:val="none"/>
+                <w:strike w:val="false"/>
+                <w:sz w:val="22"/>
+                <w:szCs w:val="22"/>
+                <w:color w:val="000000"/>
+              </w:rPr>
+            </w:pPr>
+            <w:r>
+              <w:rPr>
+                <w:rFonts w:ascii="Arial" w:hAnsi="Arial" w:eastAsia="Arial" w:cs="Arial"/>
+                <w:i w:val="false"/>
+                <w:b w:val="false"/>
+                <w:u w:val="none"/>
+                <w:strike w:val="false"/>
+                <w:sz w:val="22"/>
+                <w:szCs w:val="22"/>
+                <w:color w:val="000000"/>
+              </w:rPr>
+              <w:t xml:space="preserve">0.4307</w:t>
             </w:r>
           </w:p>
         </w:tc>
@@ -13780,7 +15486,7 @@
                 <w:szCs w:val="22"/>
                 <w:color w:val="000000"/>
               </w:rPr>
-              <w:t xml:space="preserve">**</w:t>
+              <w:t xml:space="preserve"/>
             </w:r>
           </w:p>
         </w:tc>
@@ -13895,7 +15601,7 @@
                 <w:szCs w:val="22"/>
                 <w:color w:val="000000"/>
               </w:rPr>
-              <w:t xml:space="preserve">Salario promedio (log)</w:t>
+              <w:t xml:space="preserve">Empleo total (log)</w:t>
             </w:r>
           </w:p>
         </w:tc>
@@ -13950,7 +15656,7 @@
                 <w:szCs w:val="22"/>
                 <w:color w:val="000000"/>
               </w:rPr>
-              <w:t xml:space="preserve">A. Salario de la firma en 2022</w:t>
+              <w:t xml:space="preserve">A. Salario de la firma en el año base</w:t>
             </w:r>
           </w:p>
         </w:tc>
@@ -14115,7 +15821,7 @@
                 <w:szCs w:val="22"/>
                 <w:color w:val="000000"/>
               </w:rPr>
-              <w:t xml:space="preserve">8.3641</w:t>
+              <w:t xml:space="preserve">0.2403</w:t>
             </w:r>
           </w:p>
         </w:tc>
@@ -14170,7 +15876,62 @@
                 <w:szCs w:val="22"/>
                 <w:color w:val="000000"/>
               </w:rPr>
-              <w:t xml:space="preserve">0.0000</w:t>
+              <w:t xml:space="preserve">0.0159</w:t>
+            </w:r>
+          </w:p>
+        </w:tc>
+        <w:tc>
+          <w:tcPr>
+            <w:tcBorders>
+              <w:bottom w:val="none" w:sz="0" w:space="0" w:color="000000"/>
+              <w:top w:val="none" w:sz="0" w:space="0" w:color="000000"/>
+              <w:left w:val="none" w:sz="0" w:space="0" w:color="000000"/>
+              <w:right w:val="none" w:sz="0" w:space="0" w:color="000000"/>
+            </w:tcBorders>
+            <w:shd w:val="clear" w:color="auto" w:fill="FFFFFF"/>
+            <w:tcMar>
+              <w:top w:w="0" w:type="dxa"/>
+              <w:bottom w:w="0" w:type="dxa"/>
+              <w:left w:w="0" w:type="dxa"/>
+              <w:right w:w="0" w:type="dxa"/>
+            </w:tcMar>
+            <w:vAlign w:val="center"/>
+          </w:tcPr>
+          <w:p>
+            <w:pPr>
+              <w:pStyle w:val="Normal"/>
+              <w:jc w:val="right"/>
+              <w:pBdr>
+                <w:bottom w:val="none" w:sz="0" w:space="0" w:color="000000"/>
+                <w:top w:val="none" w:sz="0" w:space="0" w:color="000000"/>
+                <w:left w:val="none" w:sz="0" w:space="0" w:color="000000"/>
+                <w:right w:val="none" w:sz="0" w:space="0" w:color="000000"/>
+              </w:pBdr>
+              <w:spacing w:after="100" w:before="100" w:line="240"/>
+              <w:ind w:left="100" w:right="100" w:firstLine="0" w:firstLineChars="0"/>
+              <w:rPr>
+                <w:rFonts w:ascii="Arial" w:hAnsi="Arial" w:eastAsia="Arial" w:cs="Arial"/>
+                <w:i w:val="false"/>
+                <w:b w:val="false"/>
+                <w:u w:val="none"/>
+                <w:strike w:val="false"/>
+                <w:sz w:val="22"/>
+                <w:szCs w:val="22"/>
+                <w:color w:val="000000"/>
+              </w:rPr>
+            </w:pPr>
+            <w:r>
+              <w:rPr>
+                <w:rFonts w:ascii="Arial" w:hAnsi="Arial" w:eastAsia="Arial" w:cs="Arial"/>
+                <w:i w:val="false"/>
+                <w:b w:val="false"/>
+                <w:u w:val="none"/>
+                <w:strike w:val="false"/>
+                <w:sz w:val="22"/>
+                <w:szCs w:val="22"/>
+                <w:color w:val="000000"/>
+              </w:rPr>
+              <w:t xml:space="preserve">0.8799</w:t>
             </w:r>
           </w:p>
         </w:tc>
@@ -14225,7 +15986,7 @@
                 <w:szCs w:val="22"/>
                 <w:color w:val="000000"/>
               </w:rPr>
-              <w:t xml:space="preserve">***</w:t>
+              <w:t xml:space="preserve"/>
             </w:r>
           </w:p>
         </w:tc>
@@ -14340,7 +16101,7 @@
                 <w:szCs w:val="22"/>
                 <w:color w:val="000000"/>
               </w:rPr>
-              <w:t xml:space="preserve">Salario promedio (log)</w:t>
+              <w:t xml:space="preserve">Empleo total (log)</w:t>
             </w:r>
           </w:p>
         </w:tc>
@@ -14395,7 +16156,7 @@
                 <w:szCs w:val="22"/>
                 <w:color w:val="000000"/>
               </w:rPr>
-              <w:t xml:space="preserve">A. Salario de la firma en 2022</w:t>
+              <w:t xml:space="preserve">A. Salario de la firma en el año base</w:t>
             </w:r>
           </w:p>
         </w:tc>
@@ -14560,7 +16321,7 @@
                 <w:szCs w:val="22"/>
                 <w:color w:val="000000"/>
               </w:rPr>
-              <w:t xml:space="preserve">8.2053</w:t>
+              <w:t xml:space="preserve">-0.7677</w:t>
             </w:r>
           </w:p>
         </w:tc>
@@ -14615,7 +16376,62 @@
                 <w:szCs w:val="22"/>
                 <w:color w:val="000000"/>
               </w:rPr>
-              <w:t xml:space="preserve">0.0000</w:t>
+              <w:t xml:space="preserve">0.0168</w:t>
+            </w:r>
+          </w:p>
+        </w:tc>
+        <w:tc>
+          <w:tcPr>
+            <w:tcBorders>
+              <w:bottom w:val="none" w:sz="0" w:space="0" w:color="000000"/>
+              <w:top w:val="none" w:sz="0" w:space="0" w:color="000000"/>
+              <w:left w:val="none" w:sz="0" w:space="0" w:color="000000"/>
+              <w:right w:val="none" w:sz="0" w:space="0" w:color="000000"/>
+            </w:tcBorders>
+            <w:shd w:val="clear" w:color="auto" w:fill="FFFFFF"/>
+            <w:tcMar>
+              <w:top w:w="0" w:type="dxa"/>
+              <w:bottom w:w="0" w:type="dxa"/>
+              <w:left w:w="0" w:type="dxa"/>
+              <w:right w:w="0" w:type="dxa"/>
+            </w:tcMar>
+            <w:vAlign w:val="center"/>
+          </w:tcPr>
+          <w:p>
+            <w:pPr>
+              <w:pStyle w:val="Normal"/>
+              <w:jc w:val="right"/>
+              <w:pBdr>
+                <w:bottom w:val="none" w:sz="0" w:space="0" w:color="000000"/>
+                <w:top w:val="none" w:sz="0" w:space="0" w:color="000000"/>
+                <w:left w:val="none" w:sz="0" w:space="0" w:color="000000"/>
+                <w:right w:val="none" w:sz="0" w:space="0" w:color="000000"/>
+              </w:pBdr>
+              <w:spacing w:after="100" w:before="100" w:line="240"/>
+              <w:ind w:left="100" w:right="100" w:firstLine="0" w:firstLineChars="0"/>
+              <w:rPr>
+                <w:rFonts w:ascii="Arial" w:hAnsi="Arial" w:eastAsia="Arial" w:cs="Arial"/>
+                <w:i w:val="false"/>
+                <w:b w:val="false"/>
+                <w:u w:val="none"/>
+                <w:strike w:val="false"/>
+                <w:sz w:val="22"/>
+                <w:szCs w:val="22"/>
+                <w:color w:val="000000"/>
+              </w:rPr>
+            </w:pPr>
+            <w:r>
+              <w:rPr>
+                <w:rFonts w:ascii="Arial" w:hAnsi="Arial" w:eastAsia="Arial" w:cs="Arial"/>
+                <w:i w:val="false"/>
+                <w:b w:val="false"/>
+                <w:u w:val="none"/>
+                <w:strike w:val="false"/>
+                <w:sz w:val="22"/>
+                <w:szCs w:val="22"/>
+                <w:color w:val="000000"/>
+              </w:rPr>
+              <w:t xml:space="preserve">0.6478</w:t>
             </w:r>
           </w:p>
         </w:tc>
@@ -14670,7 +16486,7 @@
                 <w:szCs w:val="22"/>
                 <w:color w:val="000000"/>
               </w:rPr>
-              <w:t xml:space="preserve">***</w:t>
+              <w:t xml:space="preserve"/>
             </w:r>
           </w:p>
         </w:tc>
@@ -14785,7 +16601,7 @@
                 <w:szCs w:val="22"/>
                 <w:color w:val="000000"/>
               </w:rPr>
-              <w:t xml:space="preserve">Salario promedio (log)</w:t>
+              <w:t xml:space="preserve">Empleo total (log)</w:t>
             </w:r>
           </w:p>
         </w:tc>
@@ -14840,7 +16656,7 @@
                 <w:szCs w:val="22"/>
                 <w:color w:val="000000"/>
               </w:rPr>
-              <w:t xml:space="preserve">B. Salario promediado 2019-2022</w:t>
+              <w:t xml:space="preserve">B. Salario promediado de los años previos</w:t>
             </w:r>
           </w:p>
         </w:tc>
@@ -15005,7 +16821,7 @@
                 <w:szCs w:val="22"/>
                 <w:color w:val="000000"/>
               </w:rPr>
-              <w:t xml:space="preserve">1.3744</w:t>
+              <w:t xml:space="preserve">0.6214</w:t>
             </w:r>
           </w:p>
         </w:tc>
@@ -15060,7 +16876,62 @@
                 <w:szCs w:val="22"/>
                 <w:color w:val="000000"/>
               </w:rPr>
-              <w:t xml:space="preserve">0.2060</w:t>
+              <w:t xml:space="preserve">0.0167</w:t>
+            </w:r>
+          </w:p>
+        </w:tc>
+        <w:tc>
+          <w:tcPr>
+            <w:tcBorders>
+              <w:bottom w:val="none" w:sz="0" w:space="0" w:color="000000"/>
+              <w:top w:val="none" w:sz="0" w:space="0" w:color="000000"/>
+              <w:left w:val="none" w:sz="0" w:space="0" w:color="000000"/>
+              <w:right w:val="none" w:sz="0" w:space="0" w:color="000000"/>
+            </w:tcBorders>
+            <w:shd w:val="clear" w:color="auto" w:fill="FFFFFF"/>
+            <w:tcMar>
+              <w:top w:w="0" w:type="dxa"/>
+              <w:bottom w:w="0" w:type="dxa"/>
+              <w:left w:w="0" w:type="dxa"/>
+              <w:right w:w="0" w:type="dxa"/>
+            </w:tcMar>
+            <w:vAlign w:val="center"/>
+          </w:tcPr>
+          <w:p>
+            <w:pPr>
+              <w:pStyle w:val="Normal"/>
+              <w:jc w:val="right"/>
+              <w:pBdr>
+                <w:bottom w:val="none" w:sz="0" w:space="0" w:color="000000"/>
+                <w:top w:val="none" w:sz="0" w:space="0" w:color="000000"/>
+                <w:left w:val="none" w:sz="0" w:space="0" w:color="000000"/>
+                <w:right w:val="none" w:sz="0" w:space="0" w:color="000000"/>
+              </w:pBdr>
+              <w:spacing w:after="100" w:before="100" w:line="240"/>
+              <w:ind w:left="100" w:right="100" w:firstLine="0" w:firstLineChars="0"/>
+              <w:rPr>
+                <w:rFonts w:ascii="Arial" w:hAnsi="Arial" w:eastAsia="Arial" w:cs="Arial"/>
+                <w:i w:val="false"/>
+                <w:b w:val="false"/>
+                <w:u w:val="none"/>
+                <w:strike w:val="false"/>
+                <w:sz w:val="22"/>
+                <w:szCs w:val="22"/>
+                <w:color w:val="000000"/>
+              </w:rPr>
+            </w:pPr>
+            <w:r>
+              <w:rPr>
+                <w:rFonts w:ascii="Arial" w:hAnsi="Arial" w:eastAsia="Arial" w:cs="Arial"/>
+                <w:i w:val="false"/>
+                <w:b w:val="false"/>
+                <w:u w:val="none"/>
+                <w:strike w:val="false"/>
+                <w:sz w:val="22"/>
+                <w:szCs w:val="22"/>
+                <w:color w:val="000000"/>
+              </w:rPr>
+              <w:t xml:space="preserve">0.7100</w:t>
             </w:r>
           </w:p>
         </w:tc>
@@ -15230,7 +17101,7 @@
                 <w:szCs w:val="22"/>
                 <w:color w:val="000000"/>
               </w:rPr>
-              <w:t xml:space="preserve">Salario promedio (log)</w:t>
+              <w:t xml:space="preserve">Empleo total (log)</w:t>
             </w:r>
           </w:p>
         </w:tc>
@@ -15285,7 +17156,7 @@
                 <w:szCs w:val="22"/>
                 <w:color w:val="000000"/>
               </w:rPr>
-              <w:t xml:space="preserve">B. Salario promediado 2019-2022</w:t>
+              <w:t xml:space="preserve">B. Salario promediado de los años previos</w:t>
             </w:r>
           </w:p>
         </w:tc>
@@ -15450,7 +17321,7 @@
                 <w:szCs w:val="22"/>
                 <w:color w:val="000000"/>
               </w:rPr>
-              <w:t xml:space="preserve">1.6431</w:t>
+              <w:t xml:space="preserve">-1.4598</w:t>
             </w:r>
           </w:p>
         </w:tc>
@@ -15505,7 +17376,62 @@
                 <w:szCs w:val="22"/>
                 <w:color w:val="000000"/>
               </w:rPr>
-              <w:t xml:space="preserve">0.1676</w:t>
+              <w:t xml:space="preserve">0.0165</w:t>
+            </w:r>
+          </w:p>
+        </w:tc>
+        <w:tc>
+          <w:tcPr>
+            <w:tcBorders>
+              <w:bottom w:val="none" w:sz="0" w:space="0" w:color="000000"/>
+              <w:top w:val="none" w:sz="0" w:space="0" w:color="000000"/>
+              <w:left w:val="none" w:sz="0" w:space="0" w:color="000000"/>
+              <w:right w:val="none" w:sz="0" w:space="0" w:color="000000"/>
+            </w:tcBorders>
+            <w:shd w:val="clear" w:color="auto" w:fill="FFFFFF"/>
+            <w:tcMar>
+              <w:top w:w="0" w:type="dxa"/>
+              <w:bottom w:w="0" w:type="dxa"/>
+              <w:left w:w="0" w:type="dxa"/>
+              <w:right w:w="0" w:type="dxa"/>
+            </w:tcMar>
+            <w:vAlign w:val="center"/>
+          </w:tcPr>
+          <w:p>
+            <w:pPr>
+              <w:pStyle w:val="Normal"/>
+              <w:jc w:val="right"/>
+              <w:pBdr>
+                <w:bottom w:val="none" w:sz="0" w:space="0" w:color="000000"/>
+                <w:top w:val="none" w:sz="0" w:space="0" w:color="000000"/>
+                <w:left w:val="none" w:sz="0" w:space="0" w:color="000000"/>
+                <w:right w:val="none" w:sz="0" w:space="0" w:color="000000"/>
+              </w:pBdr>
+              <w:spacing w:after="100" w:before="100" w:line="240"/>
+              <w:ind w:left="100" w:right="100" w:firstLine="0" w:firstLineChars="0"/>
+              <w:rPr>
+                <w:rFonts w:ascii="Arial" w:hAnsi="Arial" w:eastAsia="Arial" w:cs="Arial"/>
+                <w:i w:val="false"/>
+                <w:b w:val="false"/>
+                <w:u w:val="none"/>
+                <w:strike w:val="false"/>
+                <w:sz w:val="22"/>
+                <w:szCs w:val="22"/>
+                <w:color w:val="000000"/>
+              </w:rPr>
+            </w:pPr>
+            <w:r>
+              <w:rPr>
+                <w:rFonts w:ascii="Arial" w:hAnsi="Arial" w:eastAsia="Arial" w:cs="Arial"/>
+                <w:i w:val="false"/>
+                <w:b w:val="false"/>
+                <w:u w:val="none"/>
+                <w:strike w:val="false"/>
+                <w:sz w:val="22"/>
+                <w:szCs w:val="22"/>
+                <w:color w:val="000000"/>
+              </w:rPr>
+              <w:t xml:space="preserve">0.3763</w:t>
             </w:r>
           </w:p>
         </w:tc>
@@ -15675,7 +17601,7 @@
                 <w:szCs w:val="22"/>
                 <w:color w:val="000000"/>
               </w:rPr>
-              <w:t xml:space="preserve">Salario promedio (log)</w:t>
+              <w:t xml:space="preserve">Empleo total (log)</w:t>
             </w:r>
           </w:p>
         </w:tc>
@@ -15730,7 +17656,7 @@
                 <w:szCs w:val="22"/>
                 <w:color w:val="000000"/>
               </w:rPr>
-              <w:t xml:space="preserve">B. Salario promediado 2019-2022</w:t>
+              <w:t xml:space="preserve">B. Salario promediado de los años previos</w:t>
             </w:r>
           </w:p>
         </w:tc>
@@ -15895,7 +17821,7 @@
                 <w:szCs w:val="22"/>
                 <w:color w:val="000000"/>
               </w:rPr>
-              <w:t xml:space="preserve">1.8851</w:t>
+              <w:t xml:space="preserve">-0.2579</w:t>
             </w:r>
           </w:p>
         </w:tc>
@@ -15950,7 +17876,62 @@
                 <w:szCs w:val="22"/>
                 <w:color w:val="000000"/>
               </w:rPr>
-              <w:t xml:space="preserve">0.0446</w:t>
+              <w:t xml:space="preserve">0.0150</w:t>
+            </w:r>
+          </w:p>
+        </w:tc>
+        <w:tc>
+          <w:tcPr>
+            <w:tcBorders>
+              <w:bottom w:val="none" w:sz="0" w:space="0" w:color="000000"/>
+              <w:top w:val="none" w:sz="0" w:space="0" w:color="000000"/>
+              <w:left w:val="none" w:sz="0" w:space="0" w:color="000000"/>
+              <w:right w:val="none" w:sz="0" w:space="0" w:color="000000"/>
+            </w:tcBorders>
+            <w:shd w:val="clear" w:color="auto" w:fill="FFFFFF"/>
+            <w:tcMar>
+              <w:top w:w="0" w:type="dxa"/>
+              <w:bottom w:w="0" w:type="dxa"/>
+              <w:left w:w="0" w:type="dxa"/>
+              <w:right w:w="0" w:type="dxa"/>
+            </w:tcMar>
+            <w:vAlign w:val="center"/>
+          </w:tcPr>
+          <w:p>
+            <w:pPr>
+              <w:pStyle w:val="Normal"/>
+              <w:jc w:val="right"/>
+              <w:pBdr>
+                <w:bottom w:val="none" w:sz="0" w:space="0" w:color="000000"/>
+                <w:top w:val="none" w:sz="0" w:space="0" w:color="000000"/>
+                <w:left w:val="none" w:sz="0" w:space="0" w:color="000000"/>
+                <w:right w:val="none" w:sz="0" w:space="0" w:color="000000"/>
+              </w:pBdr>
+              <w:spacing w:after="100" w:before="100" w:line="240"/>
+              <w:ind w:left="100" w:right="100" w:firstLine="0" w:firstLineChars="0"/>
+              <w:rPr>
+                <w:rFonts w:ascii="Arial" w:hAnsi="Arial" w:eastAsia="Arial" w:cs="Arial"/>
+                <w:i w:val="false"/>
+                <w:b w:val="false"/>
+                <w:u w:val="none"/>
+                <w:strike w:val="false"/>
+                <w:sz w:val="22"/>
+                <w:szCs w:val="22"/>
+                <w:color w:val="000000"/>
+              </w:rPr>
+            </w:pPr>
+            <w:r>
+              <w:rPr>
+                <w:rFonts w:ascii="Arial" w:hAnsi="Arial" w:eastAsia="Arial" w:cs="Arial"/>
+                <w:i w:val="false"/>
+                <w:b w:val="false"/>
+                <w:u w:val="none"/>
+                <w:strike w:val="false"/>
+                <w:sz w:val="22"/>
+                <w:szCs w:val="22"/>
+                <w:color w:val="000000"/>
+              </w:rPr>
+              <w:t xml:space="preserve">0.8631</w:t>
             </w:r>
           </w:p>
         </w:tc>
@@ -16005,7 +17986,7 @@
                 <w:szCs w:val="22"/>
                 <w:color w:val="000000"/>
               </w:rPr>
-              <w:t xml:space="preserve">**</w:t>
+              <w:t xml:space="preserve"/>
             </w:r>
           </w:p>
         </w:tc>
@@ -16120,7 +18101,7 @@
                 <w:szCs w:val="22"/>
                 <w:color w:val="000000"/>
               </w:rPr>
-              <w:t xml:space="preserve">Salario promedio (log)</w:t>
+              <w:t xml:space="preserve">Empleo total (log)</w:t>
             </w:r>
           </w:p>
         </w:tc>
@@ -16175,7 +18156,7 @@
                 <w:szCs w:val="22"/>
                 <w:color w:val="000000"/>
               </w:rPr>
-              <w:t xml:space="preserve">B. Salario promediado 2019-2022</w:t>
+              <w:t xml:space="preserve">B. Salario promediado de los años previos</w:t>
             </w:r>
           </w:p>
         </w:tc>
@@ -16340,7 +18321,7 @@
                 <w:szCs w:val="22"/>
                 <w:color w:val="000000"/>
               </w:rPr>
-              <w:t xml:space="preserve">3.4511</w:t>
+              <w:t xml:space="preserve">-2.3367</w:t>
             </w:r>
           </w:p>
         </w:tc>
@@ -16395,7 +18376,62 @@
                 <w:szCs w:val="22"/>
                 <w:color w:val="000000"/>
               </w:rPr>
-              <w:t xml:space="preserve">0.0066</w:t>
+              <w:t xml:space="preserve">0.0161</w:t>
+            </w:r>
+          </w:p>
+        </w:tc>
+        <w:tc>
+          <w:tcPr>
+            <w:tcBorders>
+              <w:bottom w:val="none" w:sz="0" w:space="0" w:color="000000"/>
+              <w:top w:val="none" w:sz="0" w:space="0" w:color="000000"/>
+              <w:left w:val="none" w:sz="0" w:space="0" w:color="000000"/>
+              <w:right w:val="none" w:sz="0" w:space="0" w:color="000000"/>
+            </w:tcBorders>
+            <w:shd w:val="clear" w:color="auto" w:fill="FFFFFF"/>
+            <w:tcMar>
+              <w:top w:w="0" w:type="dxa"/>
+              <w:bottom w:w="0" w:type="dxa"/>
+              <w:left w:w="0" w:type="dxa"/>
+              <w:right w:w="0" w:type="dxa"/>
+            </w:tcMar>
+            <w:vAlign w:val="center"/>
+          </w:tcPr>
+          <w:p>
+            <w:pPr>
+              <w:pStyle w:val="Normal"/>
+              <w:jc w:val="right"/>
+              <w:pBdr>
+                <w:bottom w:val="none" w:sz="0" w:space="0" w:color="000000"/>
+                <w:top w:val="none" w:sz="0" w:space="0" w:color="000000"/>
+                <w:left w:val="none" w:sz="0" w:space="0" w:color="000000"/>
+                <w:right w:val="none" w:sz="0" w:space="0" w:color="000000"/>
+              </w:pBdr>
+              <w:spacing w:after="100" w:before="100" w:line="240"/>
+              <w:ind w:left="100" w:right="100" w:firstLine="0" w:firstLineChars="0"/>
+              <w:rPr>
+                <w:rFonts w:ascii="Arial" w:hAnsi="Arial" w:eastAsia="Arial" w:cs="Arial"/>
+                <w:i w:val="false"/>
+                <w:b w:val="false"/>
+                <w:u w:val="none"/>
+                <w:strike w:val="false"/>
+                <w:sz w:val="22"/>
+                <w:szCs w:val="22"/>
+                <w:color w:val="000000"/>
+              </w:rPr>
+            </w:pPr>
+            <w:r>
+              <w:rPr>
+                <w:rFonts w:ascii="Arial" w:hAnsi="Arial" w:eastAsia="Arial" w:cs="Arial"/>
+                <w:i w:val="false"/>
+                <w:b w:val="false"/>
+                <w:u w:val="none"/>
+                <w:strike w:val="false"/>
+                <w:sz w:val="22"/>
+                <w:szCs w:val="22"/>
+                <w:color w:val="000000"/>
+              </w:rPr>
+              <w:t xml:space="preserve">0.1470</w:t>
             </w:r>
           </w:p>
         </w:tc>
@@ -16450,7 +18486,7 @@
                 <w:szCs w:val="22"/>
                 <w:color w:val="000000"/>
               </w:rPr>
-              <w:t xml:space="preserve">***</w:t>
+              <w:t xml:space="preserve"/>
             </w:r>
           </w:p>
         </w:tc>
@@ -16565,7 +18601,7 @@
                 <w:szCs w:val="22"/>
                 <w:color w:val="000000"/>
               </w:rPr>
-              <w:t xml:space="preserve">Salario promedio (log)</w:t>
+              <w:t xml:space="preserve">Empleo total (log)</w:t>
             </w:r>
           </w:p>
         </w:tc>
@@ -16620,7 +18656,7 @@
                 <w:szCs w:val="22"/>
                 <w:color w:val="000000"/>
               </w:rPr>
-              <w:t xml:space="preserve">B. Salario promediado 2019-2022</w:t>
+              <w:t xml:space="preserve">B. Salario promediado de los años previos</w:t>
             </w:r>
           </w:p>
         </w:tc>
@@ -16785,7 +18821,7 @@
                 <w:szCs w:val="22"/>
                 <w:color w:val="000000"/>
               </w:rPr>
-              <w:t xml:space="preserve">4.2328</w:t>
+              <w:t xml:space="preserve">0.4577</w:t>
             </w:r>
           </w:p>
         </w:tc>
@@ -16840,7 +18876,62 @@
                 <w:szCs w:val="22"/>
                 <w:color w:val="000000"/>
               </w:rPr>
-              <w:t xml:space="preserve">0.0001</w:t>
+              <w:t xml:space="preserve">0.0162</w:t>
+            </w:r>
+          </w:p>
+        </w:tc>
+        <w:tc>
+          <w:tcPr>
+            <w:tcBorders>
+              <w:bottom w:val="none" w:sz="0" w:space="0" w:color="000000"/>
+              <w:top w:val="none" w:sz="0" w:space="0" w:color="000000"/>
+              <w:left w:val="none" w:sz="0" w:space="0" w:color="000000"/>
+              <w:right w:val="none" w:sz="0" w:space="0" w:color="000000"/>
+            </w:tcBorders>
+            <w:shd w:val="clear" w:color="auto" w:fill="FFFFFF"/>
+            <w:tcMar>
+              <w:top w:w="0" w:type="dxa"/>
+              <w:bottom w:w="0" w:type="dxa"/>
+              <w:left w:w="0" w:type="dxa"/>
+              <w:right w:w="0" w:type="dxa"/>
+            </w:tcMar>
+            <w:vAlign w:val="center"/>
+          </w:tcPr>
+          <w:p>
+            <w:pPr>
+              <w:pStyle w:val="Normal"/>
+              <w:jc w:val="right"/>
+              <w:pBdr>
+                <w:bottom w:val="none" w:sz="0" w:space="0" w:color="000000"/>
+                <w:top w:val="none" w:sz="0" w:space="0" w:color="000000"/>
+                <w:left w:val="none" w:sz="0" w:space="0" w:color="000000"/>
+                <w:right w:val="none" w:sz="0" w:space="0" w:color="000000"/>
+              </w:pBdr>
+              <w:spacing w:after="100" w:before="100" w:line="240"/>
+              <w:ind w:left="100" w:right="100" w:firstLine="0" w:firstLineChars="0"/>
+              <w:rPr>
+                <w:rFonts w:ascii="Arial" w:hAnsi="Arial" w:eastAsia="Arial" w:cs="Arial"/>
+                <w:i w:val="false"/>
+                <w:b w:val="false"/>
+                <w:u w:val="none"/>
+                <w:strike w:val="false"/>
+                <w:sz w:val="22"/>
+                <w:szCs w:val="22"/>
+                <w:color w:val="000000"/>
+              </w:rPr>
+            </w:pPr>
+            <w:r>
+              <w:rPr>
+                <w:rFonts w:ascii="Arial" w:hAnsi="Arial" w:eastAsia="Arial" w:cs="Arial"/>
+                <w:i w:val="false"/>
+                <w:b w:val="false"/>
+                <w:u w:val="none"/>
+                <w:strike w:val="false"/>
+                <w:sz w:val="22"/>
+                <w:szCs w:val="22"/>
+                <w:color w:val="000000"/>
+              </w:rPr>
+              <w:t xml:space="preserve">0.7782</w:t>
             </w:r>
           </w:p>
         </w:tc>
@@ -16895,7 +18986,7 @@
                 <w:szCs w:val="22"/>
                 <w:color w:val="000000"/>
               </w:rPr>
-              <w:t xml:space="preserve">***</w:t>
+              <w:t xml:space="preserve"/>
             </w:r>
           </w:p>
         </w:tc>
@@ -17010,7 +19101,7 @@
                 <w:szCs w:val="22"/>
                 <w:color w:val="000000"/>
               </w:rPr>
-              <w:t xml:space="preserve">Salario promedio (log)</w:t>
+              <w:t xml:space="preserve">Empleo total (log)</w:t>
             </w:r>
           </w:p>
         </w:tc>
@@ -17065,7 +19156,7 @@
                 <w:szCs w:val="22"/>
                 <w:color w:val="000000"/>
               </w:rPr>
-              <w:t xml:space="preserve">B. Salario promediado 2019-2022</w:t>
+              <w:t xml:space="preserve">B. Salario promediado de los años previos</w:t>
             </w:r>
           </w:p>
         </w:tc>
@@ -17230,7 +19321,7 @@
                 <w:szCs w:val="22"/>
                 <w:color w:val="000000"/>
               </w:rPr>
-              <w:t xml:space="preserve">3.5825</w:t>
+              <w:t xml:space="preserve">-1.8185</w:t>
             </w:r>
           </w:p>
         </w:tc>
@@ -17285,7 +19376,62 @@
                 <w:szCs w:val="22"/>
                 <w:color w:val="000000"/>
               </w:rPr>
-              <w:t xml:space="preserve">0.0019</w:t>
+              <w:t xml:space="preserve">0.0161</w:t>
+            </w:r>
+          </w:p>
+        </w:tc>
+        <w:tc>
+          <w:tcPr>
+            <w:tcBorders>
+              <w:bottom w:val="none" w:sz="0" w:space="0" w:color="000000"/>
+              <w:top w:val="none" w:sz="0" w:space="0" w:color="000000"/>
+              <w:left w:val="none" w:sz="0" w:space="0" w:color="000000"/>
+              <w:right w:val="none" w:sz="0" w:space="0" w:color="000000"/>
+            </w:tcBorders>
+            <w:shd w:val="clear" w:color="auto" w:fill="FFFFFF"/>
+            <w:tcMar>
+              <w:top w:w="0" w:type="dxa"/>
+              <w:bottom w:w="0" w:type="dxa"/>
+              <w:left w:w="0" w:type="dxa"/>
+              <w:right w:w="0" w:type="dxa"/>
+            </w:tcMar>
+            <w:vAlign w:val="center"/>
+          </w:tcPr>
+          <w:p>
+            <w:pPr>
+              <w:pStyle w:val="Normal"/>
+              <w:jc w:val="right"/>
+              <w:pBdr>
+                <w:bottom w:val="none" w:sz="0" w:space="0" w:color="000000"/>
+                <w:top w:val="none" w:sz="0" w:space="0" w:color="000000"/>
+                <w:left w:val="none" w:sz="0" w:space="0" w:color="000000"/>
+                <w:right w:val="none" w:sz="0" w:space="0" w:color="000000"/>
+              </w:pBdr>
+              <w:spacing w:after="100" w:before="100" w:line="240"/>
+              <w:ind w:left="100" w:right="100" w:firstLine="0" w:firstLineChars="0"/>
+              <w:rPr>
+                <w:rFonts w:ascii="Arial" w:hAnsi="Arial" w:eastAsia="Arial" w:cs="Arial"/>
+                <w:i w:val="false"/>
+                <w:b w:val="false"/>
+                <w:u w:val="none"/>
+                <w:strike w:val="false"/>
+                <w:sz w:val="22"/>
+                <w:szCs w:val="22"/>
+                <w:color w:val="000000"/>
+              </w:rPr>
+            </w:pPr>
+            <w:r>
+              <w:rPr>
+                <w:rFonts w:ascii="Arial" w:hAnsi="Arial" w:eastAsia="Arial" w:cs="Arial"/>
+                <w:i w:val="false"/>
+                <w:b w:val="false"/>
+                <w:u w:val="none"/>
+                <w:strike w:val="false"/>
+                <w:sz w:val="22"/>
+                <w:szCs w:val="22"/>
+                <w:color w:val="000000"/>
+              </w:rPr>
+              <w:t xml:space="preserve">0.2597</w:t>
             </w:r>
           </w:p>
         </w:tc>
@@ -17340,7 +19486,7 @@
                 <w:szCs w:val="22"/>
                 <w:color w:val="000000"/>
               </w:rPr>
-              <w:t xml:space="preserve">***</w:t>
+              <w:t xml:space="preserve"/>
             </w:r>
           </w:p>
         </w:tc>
@@ -17455,7 +19601,7 @@
                 <w:szCs w:val="22"/>
                 <w:color w:val="000000"/>
               </w:rPr>
-              <w:t xml:space="preserve">Salario promedio (log)</w:t>
+              <w:t xml:space="preserve">Empleo total (log)</w:t>
             </w:r>
           </w:p>
         </w:tc>
@@ -17510,7 +19656,7 @@
                 <w:szCs w:val="22"/>
                 <w:color w:val="000000"/>
               </w:rPr>
-              <w:t xml:space="preserve">B. Salario promediado 2019-2022</w:t>
+              <w:t xml:space="preserve">B. Salario promediado de los años previos</w:t>
             </w:r>
           </w:p>
         </w:tc>
@@ -17675,7 +19821,7 @@
                 <w:szCs w:val="22"/>
                 <w:color w:val="000000"/>
               </w:rPr>
-              <w:t xml:space="preserve">5.2396</w:t>
+              <w:t xml:space="preserve">-1.6391</w:t>
             </w:r>
           </w:p>
         </w:tc>
@@ -17730,7 +19876,62 @@
                 <w:szCs w:val="22"/>
                 <w:color w:val="000000"/>
               </w:rPr>
-              <w:t xml:space="preserve">0.0000</w:t>
+              <w:t xml:space="preserve">0.0151</w:t>
+            </w:r>
+          </w:p>
+        </w:tc>
+        <w:tc>
+          <w:tcPr>
+            <w:tcBorders>
+              <w:bottom w:val="none" w:sz="0" w:space="0" w:color="000000"/>
+              <w:top w:val="none" w:sz="0" w:space="0" w:color="000000"/>
+              <w:left w:val="none" w:sz="0" w:space="0" w:color="000000"/>
+              <w:right w:val="none" w:sz="0" w:space="0" w:color="000000"/>
+            </w:tcBorders>
+            <w:shd w:val="clear" w:color="auto" w:fill="FFFFFF"/>
+            <w:tcMar>
+              <w:top w:w="0" w:type="dxa"/>
+              <w:bottom w:w="0" w:type="dxa"/>
+              <w:left w:w="0" w:type="dxa"/>
+              <w:right w:w="0" w:type="dxa"/>
+            </w:tcMar>
+            <w:vAlign w:val="center"/>
+          </w:tcPr>
+          <w:p>
+            <w:pPr>
+              <w:pStyle w:val="Normal"/>
+              <w:jc w:val="right"/>
+              <w:pBdr>
+                <w:bottom w:val="none" w:sz="0" w:space="0" w:color="000000"/>
+                <w:top w:val="none" w:sz="0" w:space="0" w:color="000000"/>
+                <w:left w:val="none" w:sz="0" w:space="0" w:color="000000"/>
+                <w:right w:val="none" w:sz="0" w:space="0" w:color="000000"/>
+              </w:pBdr>
+              <w:spacing w:after="100" w:before="100" w:line="240"/>
+              <w:ind w:left="100" w:right="100" w:firstLine="0" w:firstLineChars="0"/>
+              <w:rPr>
+                <w:rFonts w:ascii="Arial" w:hAnsi="Arial" w:eastAsia="Arial" w:cs="Arial"/>
+                <w:i w:val="false"/>
+                <w:b w:val="false"/>
+                <w:u w:val="none"/>
+                <w:strike w:val="false"/>
+                <w:sz w:val="22"/>
+                <w:szCs w:val="22"/>
+                <w:color w:val="000000"/>
+              </w:rPr>
+            </w:pPr>
+            <w:r>
+              <w:rPr>
+                <w:rFonts w:ascii="Arial" w:hAnsi="Arial" w:eastAsia="Arial" w:cs="Arial"/>
+                <w:i w:val="false"/>
+                <w:b w:val="false"/>
+                <w:u w:val="none"/>
+                <w:strike w:val="false"/>
+                <w:sz w:val="22"/>
+                <w:szCs w:val="22"/>
+                <w:color w:val="000000"/>
+              </w:rPr>
+              <w:t xml:space="preserve">0.2764</w:t>
             </w:r>
           </w:p>
         </w:tc>
@@ -17785,7 +19986,7 @@
                 <w:szCs w:val="22"/>
                 <w:color w:val="000000"/>
               </w:rPr>
-              <w:t xml:space="preserve">***</w:t>
+              <w:t xml:space="preserve"/>
             </w:r>
           </w:p>
         </w:tc>
@@ -17900,7 +20101,7 @@
                 <w:szCs w:val="22"/>
                 <w:color w:val="000000"/>
               </w:rPr>
-              <w:t xml:space="preserve">Salario promedio (log)</w:t>
+              <w:t xml:space="preserve">Empleo total (log)</w:t>
             </w:r>
           </w:p>
         </w:tc>
@@ -17955,7 +20156,7 @@
                 <w:szCs w:val="22"/>
                 <w:color w:val="000000"/>
               </w:rPr>
-              <w:t xml:space="preserve">B. Salario promediado 2019-2022</w:t>
+              <w:t xml:space="preserve">B. Salario promediado de los años previos</w:t>
             </w:r>
           </w:p>
         </w:tc>
@@ -18120,7 +20321,7 @@
                 <w:szCs w:val="22"/>
                 <w:color w:val="000000"/>
               </w:rPr>
-              <w:t xml:space="preserve">5.8888</w:t>
+              <w:t xml:space="preserve">-2.1059</w:t>
             </w:r>
           </w:p>
         </w:tc>
@@ -18175,7 +20376,62 @@
                 <w:szCs w:val="22"/>
                 <w:color w:val="000000"/>
               </w:rPr>
-              <w:t xml:space="preserve">0.0000</w:t>
+              <w:t xml:space="preserve">0.0167</w:t>
+            </w:r>
+          </w:p>
+        </w:tc>
+        <w:tc>
+          <w:tcPr>
+            <w:tcBorders>
+              <w:bottom w:val="none" w:sz="0" w:space="0" w:color="000000"/>
+              <w:top w:val="none" w:sz="0" w:space="0" w:color="000000"/>
+              <w:left w:val="none" w:sz="0" w:space="0" w:color="000000"/>
+              <w:right w:val="none" w:sz="0" w:space="0" w:color="000000"/>
+            </w:tcBorders>
+            <w:shd w:val="clear" w:color="auto" w:fill="FFFFFF"/>
+            <w:tcMar>
+              <w:top w:w="0" w:type="dxa"/>
+              <w:bottom w:w="0" w:type="dxa"/>
+              <w:left w:w="0" w:type="dxa"/>
+              <w:right w:w="0" w:type="dxa"/>
+            </w:tcMar>
+            <w:vAlign w:val="center"/>
+          </w:tcPr>
+          <w:p>
+            <w:pPr>
+              <w:pStyle w:val="Normal"/>
+              <w:jc w:val="right"/>
+              <w:pBdr>
+                <w:bottom w:val="none" w:sz="0" w:space="0" w:color="000000"/>
+                <w:top w:val="none" w:sz="0" w:space="0" w:color="000000"/>
+                <w:left w:val="none" w:sz="0" w:space="0" w:color="000000"/>
+                <w:right w:val="none" w:sz="0" w:space="0" w:color="000000"/>
+              </w:pBdr>
+              <w:spacing w:after="100" w:before="100" w:line="240"/>
+              <w:ind w:left="100" w:right="100" w:firstLine="0" w:firstLineChars="0"/>
+              <w:rPr>
+                <w:rFonts w:ascii="Arial" w:hAnsi="Arial" w:eastAsia="Arial" w:cs="Arial"/>
+                <w:i w:val="false"/>
+                <w:b w:val="false"/>
+                <w:u w:val="none"/>
+                <w:strike w:val="false"/>
+                <w:sz w:val="22"/>
+                <w:szCs w:val="22"/>
+                <w:color w:val="000000"/>
+              </w:rPr>
+            </w:pPr>
+            <w:r>
+              <w:rPr>
+                <w:rFonts w:ascii="Arial" w:hAnsi="Arial" w:eastAsia="Arial" w:cs="Arial"/>
+                <w:i w:val="false"/>
+                <w:b w:val="false"/>
+                <w:u w:val="none"/>
+                <w:strike w:val="false"/>
+                <w:sz w:val="22"/>
+                <w:szCs w:val="22"/>
+                <w:color w:val="000000"/>
+              </w:rPr>
+              <w:t xml:space="preserve">0.2068</w:t>
             </w:r>
           </w:p>
         </w:tc>
@@ -18230,7 +20486,7 @@
                 <w:szCs w:val="22"/>
                 <w:color w:val="000000"/>
               </w:rPr>
-              <w:t xml:space="preserve">***</w:t>
+              <w:t xml:space="preserve"/>
             </w:r>
           </w:p>
         </w:tc>
@@ -18345,7 +20601,7 @@
                 <w:szCs w:val="22"/>
                 <w:color w:val="000000"/>
               </w:rPr>
-              <w:t xml:space="preserve">Salario promedio (log)</w:t>
+              <w:t xml:space="preserve">Empleo total (log)</w:t>
             </w:r>
           </w:p>
         </w:tc>
@@ -18565,7 +20821,7 @@
                 <w:szCs w:val="22"/>
                 <w:color w:val="000000"/>
               </w:rPr>
-              <w:t xml:space="preserve">-0.7159</w:t>
+              <w:t xml:space="preserve">-4.1382</w:t>
             </w:r>
           </w:p>
         </w:tc>
@@ -18620,7 +20876,62 @@
                 <w:szCs w:val="22"/>
                 <w:color w:val="000000"/>
               </w:rPr>
-              <w:t xml:space="preserve">0.6155</w:t>
+              <w:t xml:space="preserve">0.0161</w:t>
+            </w:r>
+          </w:p>
+        </w:tc>
+        <w:tc>
+          <w:tcPr>
+            <w:tcBorders>
+              <w:bottom w:val="none" w:sz="0" w:space="0" w:color="000000"/>
+              <w:top w:val="none" w:sz="0" w:space="0" w:color="000000"/>
+              <w:left w:val="none" w:sz="0" w:space="0" w:color="000000"/>
+              <w:right w:val="none" w:sz="0" w:space="0" w:color="000000"/>
+            </w:tcBorders>
+            <w:shd w:val="clear" w:color="auto" w:fill="FFFFFF"/>
+            <w:tcMar>
+              <w:top w:w="0" w:type="dxa"/>
+              <w:bottom w:w="0" w:type="dxa"/>
+              <w:left w:w="0" w:type="dxa"/>
+              <w:right w:w="0" w:type="dxa"/>
+            </w:tcMar>
+            <w:vAlign w:val="center"/>
+          </w:tcPr>
+          <w:p>
+            <w:pPr>
+              <w:pStyle w:val="Normal"/>
+              <w:jc w:val="right"/>
+              <w:pBdr>
+                <w:bottom w:val="none" w:sz="0" w:space="0" w:color="000000"/>
+                <w:top w:val="none" w:sz="0" w:space="0" w:color="000000"/>
+                <w:left w:val="none" w:sz="0" w:space="0" w:color="000000"/>
+                <w:right w:val="none" w:sz="0" w:space="0" w:color="000000"/>
+              </w:pBdr>
+              <w:spacing w:after="100" w:before="100" w:line="240"/>
+              <w:ind w:left="100" w:right="100" w:firstLine="0" w:firstLineChars="0"/>
+              <w:rPr>
+                <w:rFonts w:ascii="Arial" w:hAnsi="Arial" w:eastAsia="Arial" w:cs="Arial"/>
+                <w:i w:val="false"/>
+                <w:b w:val="false"/>
+                <w:u w:val="none"/>
+                <w:strike w:val="false"/>
+                <w:sz w:val="22"/>
+                <w:szCs w:val="22"/>
+                <w:color w:val="000000"/>
+              </w:rPr>
+            </w:pPr>
+            <w:r>
+              <w:rPr>
+                <w:rFonts w:ascii="Arial" w:hAnsi="Arial" w:eastAsia="Arial" w:cs="Arial"/>
+                <w:i w:val="false"/>
+                <w:b w:val="false"/>
+                <w:u w:val="none"/>
+                <w:strike w:val="false"/>
+                <w:sz w:val="22"/>
+                <w:szCs w:val="22"/>
+                <w:color w:val="000000"/>
+              </w:rPr>
+              <w:t xml:space="preserve">0.0101</w:t>
             </w:r>
           </w:p>
         </w:tc>
@@ -18675,7 +20986,7 @@
                 <w:szCs w:val="22"/>
                 <w:color w:val="000000"/>
               </w:rPr>
-              <w:t xml:space="preserve"/>
+              <w:t xml:space="preserve">**</w:t>
             </w:r>
           </w:p>
         </w:tc>
@@ -18790,7 +21101,7 @@
                 <w:szCs w:val="22"/>
                 <w:color w:val="000000"/>
               </w:rPr>
-              <w:t xml:space="preserve">Salario promedio (log)</w:t>
+              <w:t xml:space="preserve">Empleo total (log)</w:t>
             </w:r>
           </w:p>
         </w:tc>
@@ -19010,7 +21321,7 @@
                 <w:szCs w:val="22"/>
                 <w:color w:val="000000"/>
               </w:rPr>
-              <w:t xml:space="preserve">2.2769</w:t>
+              <w:t xml:space="preserve">-3.9141</w:t>
             </w:r>
           </w:p>
         </w:tc>
@@ -19065,7 +21376,62 @@
                 <w:szCs w:val="22"/>
                 <w:color w:val="000000"/>
               </w:rPr>
-              <w:t xml:space="preserve">0.1490</w:t>
+              <w:t xml:space="preserve">0.0165</w:t>
+            </w:r>
+          </w:p>
+        </w:tc>
+        <w:tc>
+          <w:tcPr>
+            <w:tcBorders>
+              <w:bottom w:val="none" w:sz="0" w:space="0" w:color="000000"/>
+              <w:top w:val="none" w:sz="0" w:space="0" w:color="000000"/>
+              <w:left w:val="none" w:sz="0" w:space="0" w:color="000000"/>
+              <w:right w:val="none" w:sz="0" w:space="0" w:color="000000"/>
+            </w:tcBorders>
+            <w:shd w:val="clear" w:color="auto" w:fill="FFFFFF"/>
+            <w:tcMar>
+              <w:top w:w="0" w:type="dxa"/>
+              <w:bottom w:w="0" w:type="dxa"/>
+              <w:left w:w="0" w:type="dxa"/>
+              <w:right w:w="0" w:type="dxa"/>
+            </w:tcMar>
+            <w:vAlign w:val="center"/>
+          </w:tcPr>
+          <w:p>
+            <w:pPr>
+              <w:pStyle w:val="Normal"/>
+              <w:jc w:val="right"/>
+              <w:pBdr>
+                <w:bottom w:val="none" w:sz="0" w:space="0" w:color="000000"/>
+                <w:top w:val="none" w:sz="0" w:space="0" w:color="000000"/>
+                <w:left w:val="none" w:sz="0" w:space="0" w:color="000000"/>
+                <w:right w:val="none" w:sz="0" w:space="0" w:color="000000"/>
+              </w:pBdr>
+              <w:spacing w:after="100" w:before="100" w:line="240"/>
+              <w:ind w:left="100" w:right="100" w:firstLine="0" w:firstLineChars="0"/>
+              <w:rPr>
+                <w:rFonts w:ascii="Arial" w:hAnsi="Arial" w:eastAsia="Arial" w:cs="Arial"/>
+                <w:i w:val="false"/>
+                <w:b w:val="false"/>
+                <w:u w:val="none"/>
+                <w:strike w:val="false"/>
+                <w:sz w:val="22"/>
+                <w:szCs w:val="22"/>
+                <w:color w:val="000000"/>
+              </w:rPr>
+            </w:pPr>
+            <w:r>
+              <w:rPr>
+                <w:rFonts w:ascii="Arial" w:hAnsi="Arial" w:eastAsia="Arial" w:cs="Arial"/>
+                <w:i w:val="false"/>
+                <w:b w:val="false"/>
+                <w:u w:val="none"/>
+                <w:strike w:val="false"/>
+                <w:sz w:val="22"/>
+                <w:szCs w:val="22"/>
+                <w:color w:val="000000"/>
+              </w:rPr>
+              <w:t xml:space="preserve">0.0175</w:t>
             </w:r>
           </w:p>
         </w:tc>
@@ -19120,7 +21486,7 @@
                 <w:szCs w:val="22"/>
                 <w:color w:val="000000"/>
               </w:rPr>
-              <w:t xml:space="preserve"/>
+              <w:t xml:space="preserve">**</w:t>
             </w:r>
           </w:p>
         </w:tc>
@@ -19235,7 +21601,7 @@
                 <w:szCs w:val="22"/>
                 <w:color w:val="000000"/>
               </w:rPr>
-              <w:t xml:space="preserve">Salario promedio (log)</w:t>
+              <w:t xml:space="preserve">Empleo total (log)</w:t>
             </w:r>
           </w:p>
         </w:tc>
@@ -19455,7 +21821,7 @@
                 <w:szCs w:val="22"/>
                 <w:color w:val="000000"/>
               </w:rPr>
-              <w:t xml:space="preserve">2.1125</w:t>
+              <w:t xml:space="preserve">-3.7913</w:t>
             </w:r>
           </w:p>
         </w:tc>
@@ -19510,7 +21876,62 @@
                 <w:szCs w:val="22"/>
                 <w:color w:val="000000"/>
               </w:rPr>
-              <w:t xml:space="preserve">0.1056</w:t>
+              <w:t xml:space="preserve">0.0183</w:t>
+            </w:r>
+          </w:p>
+        </w:tc>
+        <w:tc>
+          <w:tcPr>
+            <w:tcBorders>
+              <w:bottom w:val="none" w:sz="0" w:space="0" w:color="000000"/>
+              <w:top w:val="none" w:sz="0" w:space="0" w:color="000000"/>
+              <w:left w:val="none" w:sz="0" w:space="0" w:color="000000"/>
+              <w:right w:val="none" w:sz="0" w:space="0" w:color="000000"/>
+            </w:tcBorders>
+            <w:shd w:val="clear" w:color="auto" w:fill="FFFFFF"/>
+            <w:tcMar>
+              <w:top w:w="0" w:type="dxa"/>
+              <w:bottom w:w="0" w:type="dxa"/>
+              <w:left w:w="0" w:type="dxa"/>
+              <w:right w:w="0" w:type="dxa"/>
+            </w:tcMar>
+            <w:vAlign w:val="center"/>
+          </w:tcPr>
+          <w:p>
+            <w:pPr>
+              <w:pStyle w:val="Normal"/>
+              <w:jc w:val="right"/>
+              <w:pBdr>
+                <w:bottom w:val="none" w:sz="0" w:space="0" w:color="000000"/>
+                <w:top w:val="none" w:sz="0" w:space="0" w:color="000000"/>
+                <w:left w:val="none" w:sz="0" w:space="0" w:color="000000"/>
+                <w:right w:val="none" w:sz="0" w:space="0" w:color="000000"/>
+              </w:pBdr>
+              <w:spacing w:after="100" w:before="100" w:line="240"/>
+              <w:ind w:left="100" w:right="100" w:firstLine="0" w:firstLineChars="0"/>
+              <w:rPr>
+                <w:rFonts w:ascii="Arial" w:hAnsi="Arial" w:eastAsia="Arial" w:cs="Arial"/>
+                <w:i w:val="false"/>
+                <w:b w:val="false"/>
+                <w:u w:val="none"/>
+                <w:strike w:val="false"/>
+                <w:sz w:val="22"/>
+                <w:szCs w:val="22"/>
+                <w:color w:val="000000"/>
+              </w:rPr>
+            </w:pPr>
+            <w:r>
+              <w:rPr>
+                <w:rFonts w:ascii="Arial" w:hAnsi="Arial" w:eastAsia="Arial" w:cs="Arial"/>
+                <w:i w:val="false"/>
+                <w:b w:val="false"/>
+                <w:u w:val="none"/>
+                <w:strike w:val="false"/>
+                <w:sz w:val="22"/>
+                <w:szCs w:val="22"/>
+                <w:color w:val="000000"/>
+              </w:rPr>
+              <w:t xml:space="preserve">0.0386</w:t>
             </w:r>
           </w:p>
         </w:tc>
@@ -19565,7 +21986,7 @@
                 <w:szCs w:val="22"/>
                 <w:color w:val="000000"/>
               </w:rPr>
-              <w:t xml:space="preserve"/>
+              <w:t xml:space="preserve">**</w:t>
             </w:r>
           </w:p>
         </w:tc>
@@ -19680,7 +22101,7 @@
                 <w:szCs w:val="22"/>
                 <w:color w:val="000000"/>
               </w:rPr>
-              <w:t xml:space="preserve">Salario promedio (log)</w:t>
+              <w:t xml:space="preserve">Empleo total (log)</w:t>
             </w:r>
           </w:p>
         </w:tc>
@@ -19900,7 +22321,7 @@
                 <w:szCs w:val="22"/>
                 <w:color w:val="000000"/>
               </w:rPr>
-              <w:t xml:space="preserve">-2.2932</w:t>
+              <w:t xml:space="preserve">-4.7933</w:t>
             </w:r>
           </w:p>
         </w:tc>
@@ -19955,7 +22376,62 @@
                 <w:szCs w:val="22"/>
                 <w:color w:val="000000"/>
               </w:rPr>
-              <w:t xml:space="preserve">0.1797</w:t>
+              <w:t xml:space="preserve">0.0167</w:t>
+            </w:r>
+          </w:p>
+        </w:tc>
+        <w:tc>
+          <w:tcPr>
+            <w:tcBorders>
+              <w:bottom w:val="none" w:sz="0" w:space="0" w:color="000000"/>
+              <w:top w:val="none" w:sz="0" w:space="0" w:color="000000"/>
+              <w:left w:val="none" w:sz="0" w:space="0" w:color="000000"/>
+              <w:right w:val="none" w:sz="0" w:space="0" w:color="000000"/>
+            </w:tcBorders>
+            <w:shd w:val="clear" w:color="auto" w:fill="FFFFFF"/>
+            <w:tcMar>
+              <w:top w:w="0" w:type="dxa"/>
+              <w:bottom w:w="0" w:type="dxa"/>
+              <w:left w:w="0" w:type="dxa"/>
+              <w:right w:w="0" w:type="dxa"/>
+            </w:tcMar>
+            <w:vAlign w:val="center"/>
+          </w:tcPr>
+          <w:p>
+            <w:pPr>
+              <w:pStyle w:val="Normal"/>
+              <w:jc w:val="right"/>
+              <w:pBdr>
+                <w:bottom w:val="none" w:sz="0" w:space="0" w:color="000000"/>
+                <w:top w:val="none" w:sz="0" w:space="0" w:color="000000"/>
+                <w:left w:val="none" w:sz="0" w:space="0" w:color="000000"/>
+                <w:right w:val="none" w:sz="0" w:space="0" w:color="000000"/>
+              </w:pBdr>
+              <w:spacing w:after="100" w:before="100" w:line="240"/>
+              <w:ind w:left="100" w:right="100" w:firstLine="0" w:firstLineChars="0"/>
+              <w:rPr>
+                <w:rFonts w:ascii="Arial" w:hAnsi="Arial" w:eastAsia="Arial" w:cs="Arial"/>
+                <w:i w:val="false"/>
+                <w:b w:val="false"/>
+                <w:u w:val="none"/>
+                <w:strike w:val="false"/>
+                <w:sz w:val="22"/>
+                <w:szCs w:val="22"/>
+                <w:color w:val="000000"/>
+              </w:rPr>
+            </w:pPr>
+            <w:r>
+              <w:rPr>
+                <w:rFonts w:ascii="Arial" w:hAnsi="Arial" w:eastAsia="Arial" w:cs="Arial"/>
+                <w:i w:val="false"/>
+                <w:b w:val="false"/>
+                <w:u w:val="none"/>
+                <w:strike w:val="false"/>
+                <w:sz w:val="22"/>
+                <w:szCs w:val="22"/>
+                <w:color w:val="000000"/>
+              </w:rPr>
+              <w:t xml:space="preserve">0.0042</w:t>
             </w:r>
           </w:p>
         </w:tc>
@@ -20010,7 +22486,7 @@
                 <w:szCs w:val="22"/>
                 <w:color w:val="000000"/>
               </w:rPr>
-              <w:t xml:space="preserve"/>
+              <w:t xml:space="preserve">***</w:t>
             </w:r>
           </w:p>
         </w:tc>
@@ -20125,7 +22601,7 @@
                 <w:szCs w:val="22"/>
                 <w:color w:val="000000"/>
               </w:rPr>
-              <w:t xml:space="preserve">Salario promedio (log)</w:t>
+              <w:t xml:space="preserve">Empleo total (log)</w:t>
             </w:r>
           </w:p>
         </w:tc>
@@ -20345,7 +22821,7 @@
                 <w:szCs w:val="22"/>
                 <w:color w:val="000000"/>
               </w:rPr>
-              <w:t xml:space="preserve">2.1081</w:t>
+              <w:t xml:space="preserve">-4.7628</w:t>
             </w:r>
           </w:p>
         </w:tc>
@@ -20400,7 +22876,62 @@
                 <w:szCs w:val="22"/>
                 <w:color w:val="000000"/>
               </w:rPr>
-              <w:t xml:space="preserve">0.1267</w:t>
+              <w:t xml:space="preserve">0.0175</w:t>
+            </w:r>
+          </w:p>
+        </w:tc>
+        <w:tc>
+          <w:tcPr>
+            <w:tcBorders>
+              <w:bottom w:val="none" w:sz="0" w:space="0" w:color="000000"/>
+              <w:top w:val="none" w:sz="0" w:space="0" w:color="000000"/>
+              <w:left w:val="none" w:sz="0" w:space="0" w:color="000000"/>
+              <w:right w:val="none" w:sz="0" w:space="0" w:color="000000"/>
+            </w:tcBorders>
+            <w:shd w:val="clear" w:color="auto" w:fill="FFFFFF"/>
+            <w:tcMar>
+              <w:top w:w="0" w:type="dxa"/>
+              <w:bottom w:w="0" w:type="dxa"/>
+              <w:left w:w="0" w:type="dxa"/>
+              <w:right w:w="0" w:type="dxa"/>
+            </w:tcMar>
+            <w:vAlign w:val="center"/>
+          </w:tcPr>
+          <w:p>
+            <w:pPr>
+              <w:pStyle w:val="Normal"/>
+              <w:jc w:val="right"/>
+              <w:pBdr>
+                <w:bottom w:val="none" w:sz="0" w:space="0" w:color="000000"/>
+                <w:top w:val="none" w:sz="0" w:space="0" w:color="000000"/>
+                <w:left w:val="none" w:sz="0" w:space="0" w:color="000000"/>
+                <w:right w:val="none" w:sz="0" w:space="0" w:color="000000"/>
+              </w:pBdr>
+              <w:spacing w:after="100" w:before="100" w:line="240"/>
+              <w:ind w:left="100" w:right="100" w:firstLine="0" w:firstLineChars="0"/>
+              <w:rPr>
+                <w:rFonts w:ascii="Arial" w:hAnsi="Arial" w:eastAsia="Arial" w:cs="Arial"/>
+                <w:i w:val="false"/>
+                <w:b w:val="false"/>
+                <w:u w:val="none"/>
+                <w:strike w:val="false"/>
+                <w:sz w:val="22"/>
+                <w:szCs w:val="22"/>
+                <w:color w:val="000000"/>
+              </w:rPr>
+            </w:pPr>
+            <w:r>
+              <w:rPr>
+                <w:rFonts w:ascii="Arial" w:hAnsi="Arial" w:eastAsia="Arial" w:cs="Arial"/>
+                <w:i w:val="false"/>
+                <w:b w:val="false"/>
+                <w:u w:val="none"/>
+                <w:strike w:val="false"/>
+                <w:sz w:val="22"/>
+                <w:szCs w:val="22"/>
+                <w:color w:val="000000"/>
+              </w:rPr>
+              <w:t xml:space="preserve">0.0066</w:t>
             </w:r>
           </w:p>
         </w:tc>
@@ -20455,7 +22986,7 @@
                 <w:szCs w:val="22"/>
                 <w:color w:val="000000"/>
               </w:rPr>
-              <w:t xml:space="preserve"/>
+              <w:t xml:space="preserve">***</w:t>
             </w:r>
           </w:p>
         </w:tc>
@@ -20570,7 +23101,7 @@
                 <w:szCs w:val="22"/>
                 <w:color w:val="000000"/>
               </w:rPr>
-              <w:t xml:space="preserve">Salario promedio (log)</w:t>
+              <w:t xml:space="preserve">Empleo total (log)</w:t>
             </w:r>
           </w:p>
         </w:tc>
@@ -20790,7 +23321,7 @@
                 <w:szCs w:val="22"/>
                 <w:color w:val="000000"/>
               </w:rPr>
-              <w:t xml:space="preserve">1.5067</w:t>
+              <w:t xml:space="preserve">-0.3340</w:t>
             </w:r>
           </w:p>
         </w:tc>
@@ -20845,7 +23376,62 @@
                 <w:szCs w:val="22"/>
                 <w:color w:val="000000"/>
               </w:rPr>
-              <w:t xml:space="preserve">0.4324</w:t>
+              <w:t xml:space="preserve">0.0184</w:t>
+            </w:r>
+          </w:p>
+        </w:tc>
+        <w:tc>
+          <w:tcPr>
+            <w:tcBorders>
+              <w:bottom w:val="none" w:sz="0" w:space="0" w:color="000000"/>
+              <w:top w:val="none" w:sz="0" w:space="0" w:color="000000"/>
+              <w:left w:val="none" w:sz="0" w:space="0" w:color="000000"/>
+              <w:right w:val="none" w:sz="0" w:space="0" w:color="000000"/>
+            </w:tcBorders>
+            <w:shd w:val="clear" w:color="auto" w:fill="FFFFFF"/>
+            <w:tcMar>
+              <w:top w:w="0" w:type="dxa"/>
+              <w:bottom w:w="0" w:type="dxa"/>
+              <w:left w:w="0" w:type="dxa"/>
+              <w:right w:w="0" w:type="dxa"/>
+            </w:tcMar>
+            <w:vAlign w:val="center"/>
+          </w:tcPr>
+          <w:p>
+            <w:pPr>
+              <w:pStyle w:val="Normal"/>
+              <w:jc w:val="right"/>
+              <w:pBdr>
+                <w:bottom w:val="none" w:sz="0" w:space="0" w:color="000000"/>
+                <w:top w:val="none" w:sz="0" w:space="0" w:color="000000"/>
+                <w:left w:val="none" w:sz="0" w:space="0" w:color="000000"/>
+                <w:right w:val="none" w:sz="0" w:space="0" w:color="000000"/>
+              </w:pBdr>
+              <w:spacing w:after="100" w:before="100" w:line="240"/>
+              <w:ind w:left="100" w:right="100" w:firstLine="0" w:firstLineChars="0"/>
+              <w:rPr>
+                <w:rFonts w:ascii="Arial" w:hAnsi="Arial" w:eastAsia="Arial" w:cs="Arial"/>
+                <w:i w:val="false"/>
+                <w:b w:val="false"/>
+                <w:u w:val="none"/>
+                <w:strike w:val="false"/>
+                <w:sz w:val="22"/>
+                <w:szCs w:val="22"/>
+                <w:color w:val="000000"/>
+              </w:rPr>
+            </w:pPr>
+            <w:r>
+              <w:rPr>
+                <w:rFonts w:ascii="Arial" w:hAnsi="Arial" w:eastAsia="Arial" w:cs="Arial"/>
+                <w:i w:val="false"/>
+                <w:b w:val="false"/>
+                <w:u w:val="none"/>
+                <w:strike w:val="false"/>
+                <w:sz w:val="22"/>
+                <w:szCs w:val="22"/>
+                <w:color w:val="000000"/>
+              </w:rPr>
+              <w:t xml:space="preserve">0.8559</w:t>
             </w:r>
           </w:p>
         </w:tc>
@@ -21015,7 +23601,7 @@
                 <w:szCs w:val="22"/>
                 <w:color w:val="000000"/>
               </w:rPr>
-              <w:t xml:space="preserve">Salario promedio (log)</w:t>
+              <w:t xml:space="preserve">Empleo total (log)</w:t>
             </w:r>
           </w:p>
         </w:tc>
@@ -21235,7 +23821,7 @@
                 <w:szCs w:val="22"/>
                 <w:color w:val="000000"/>
               </w:rPr>
-              <w:t xml:space="preserve">0.7076</w:t>
+              <w:t xml:space="preserve">-3.5153</w:t>
             </w:r>
           </w:p>
         </w:tc>
@@ -21290,7 +23876,62 @@
                 <w:szCs w:val="22"/>
                 <w:color w:val="000000"/>
               </w:rPr>
-              <w:t xml:space="preserve">0.6840</w:t>
+              <w:t xml:space="preserve">0.0211</w:t>
+            </w:r>
+          </w:p>
+        </w:tc>
+        <w:tc>
+          <w:tcPr>
+            <w:tcBorders>
+              <w:bottom w:val="none" w:sz="0" w:space="0" w:color="000000"/>
+              <w:top w:val="none" w:sz="0" w:space="0" w:color="000000"/>
+              <w:left w:val="none" w:sz="0" w:space="0" w:color="000000"/>
+              <w:right w:val="none" w:sz="0" w:space="0" w:color="000000"/>
+            </w:tcBorders>
+            <w:shd w:val="clear" w:color="auto" w:fill="FFFFFF"/>
+            <w:tcMar>
+              <w:top w:w="0" w:type="dxa"/>
+              <w:bottom w:w="0" w:type="dxa"/>
+              <w:left w:w="0" w:type="dxa"/>
+              <w:right w:w="0" w:type="dxa"/>
+            </w:tcMar>
+            <w:vAlign w:val="center"/>
+          </w:tcPr>
+          <w:p>
+            <w:pPr>
+              <w:pStyle w:val="Normal"/>
+              <w:jc w:val="right"/>
+              <w:pBdr>
+                <w:bottom w:val="none" w:sz="0" w:space="0" w:color="000000"/>
+                <w:top w:val="none" w:sz="0" w:space="0" w:color="000000"/>
+                <w:left w:val="none" w:sz="0" w:space="0" w:color="000000"/>
+                <w:right w:val="none" w:sz="0" w:space="0" w:color="000000"/>
+              </w:pBdr>
+              <w:spacing w:after="100" w:before="100" w:line="240"/>
+              <w:ind w:left="100" w:right="100" w:firstLine="0" w:firstLineChars="0"/>
+              <w:rPr>
+                <w:rFonts w:ascii="Arial" w:hAnsi="Arial" w:eastAsia="Arial" w:cs="Arial"/>
+                <w:i w:val="false"/>
+                <w:b w:val="false"/>
+                <w:u w:val="none"/>
+                <w:strike w:val="false"/>
+                <w:sz w:val="22"/>
+                <w:szCs w:val="22"/>
+                <w:color w:val="000000"/>
+              </w:rPr>
+            </w:pPr>
+            <w:r>
+              <w:rPr>
+                <w:rFonts w:ascii="Arial" w:hAnsi="Arial" w:eastAsia="Arial" w:cs="Arial"/>
+                <w:i w:val="false"/>
+                <w:b w:val="false"/>
+                <w:u w:val="none"/>
+                <w:strike w:val="false"/>
+                <w:sz w:val="22"/>
+                <w:szCs w:val="22"/>
+                <w:color w:val="000000"/>
+              </w:rPr>
+              <w:t xml:space="preserve">0.0959</w:t>
             </w:r>
           </w:p>
         </w:tc>
@@ -21345,7 +23986,7 @@
                 <w:szCs w:val="22"/>
                 <w:color w:val="000000"/>
               </w:rPr>
-              <w:t xml:space="preserve"/>
+              <w:t xml:space="preserve">*</w:t>
             </w:r>
           </w:p>
         </w:tc>
@@ -21460,7 +24101,7 @@
                 <w:szCs w:val="22"/>
                 <w:color w:val="000000"/>
               </w:rPr>
-              <w:t xml:space="preserve">Salario promedio (log)</w:t>
+              <w:t xml:space="preserve">Empleo total (log)</w:t>
             </w:r>
           </w:p>
         </w:tc>
@@ -21680,7 +24321,7 @@
                 <w:szCs w:val="22"/>
                 <w:color w:val="000000"/>
               </w:rPr>
-              <w:t xml:space="preserve">-0.4382</w:t>
+              <w:t xml:space="preserve">-3.4614</w:t>
             </w:r>
           </w:p>
         </w:tc>
@@ -21735,7 +24376,7 @@
                 <w:szCs w:val="22"/>
                 <w:color w:val="000000"/>
               </w:rPr>
-              <w:t xml:space="preserve">0.8509</w:t>
+              <w:t xml:space="preserve">0.0200</w:t>
             </w:r>
           </w:p>
         </w:tc>
@@ -21759,6 +24400,61 @@
           <w:p>
             <w:pPr>
               <w:pStyle w:val="Normal"/>
+              <w:jc w:val="right"/>
+              <w:pBdr>
+                <w:bottom w:val="none" w:sz="0" w:space="0" w:color="000000"/>
+                <w:top w:val="none" w:sz="0" w:space="0" w:color="000000"/>
+                <w:left w:val="none" w:sz="0" w:space="0" w:color="000000"/>
+                <w:right w:val="none" w:sz="0" w:space="0" w:color="000000"/>
+              </w:pBdr>
+              <w:spacing w:after="100" w:before="100" w:line="240"/>
+              <w:ind w:left="100" w:right="100" w:firstLine="0" w:firstLineChars="0"/>
+              <w:rPr>
+                <w:rFonts w:ascii="Arial" w:hAnsi="Arial" w:eastAsia="Arial" w:cs="Arial"/>
+                <w:i w:val="false"/>
+                <w:b w:val="false"/>
+                <w:u w:val="none"/>
+                <w:strike w:val="false"/>
+                <w:sz w:val="22"/>
+                <w:szCs w:val="22"/>
+                <w:color w:val="000000"/>
+              </w:rPr>
+            </w:pPr>
+            <w:r>
+              <w:rPr>
+                <w:rFonts w:ascii="Arial" w:hAnsi="Arial" w:eastAsia="Arial" w:cs="Arial"/>
+                <w:i w:val="false"/>
+                <w:b w:val="false"/>
+                <w:u w:val="none"/>
+                <w:strike w:val="false"/>
+                <w:sz w:val="22"/>
+                <w:szCs w:val="22"/>
+                <w:color w:val="000000"/>
+              </w:rPr>
+              <w:t xml:space="preserve">0.0833</w:t>
+            </w:r>
+          </w:p>
+        </w:tc>
+        <w:tc>
+          <w:tcPr>
+            <w:tcBorders>
+              <w:bottom w:val="single" w:sz="12" w:space="0" w:color="666666"/>
+              <w:top w:val="none" w:sz="0" w:space="0" w:color="000000"/>
+              <w:left w:val="none" w:sz="0" w:space="0" w:color="000000"/>
+              <w:right w:val="none" w:sz="0" w:space="0" w:color="000000"/>
+            </w:tcBorders>
+            <w:shd w:val="clear" w:color="auto" w:fill="FFFFFF"/>
+            <w:tcMar>
+              <w:top w:w="0" w:type="dxa"/>
+              <w:bottom w:w="0" w:type="dxa"/>
+              <w:left w:w="0" w:type="dxa"/>
+              <w:right w:w="0" w:type="dxa"/>
+            </w:tcMar>
+            <w:vAlign w:val="center"/>
+          </w:tcPr>
+          <w:p>
+            <w:pPr>
+              <w:pStyle w:val="Normal"/>
               <w:jc w:val="left"/>
               <w:pBdr>
                 <w:bottom w:val="none" w:sz="0" w:space="0" w:color="000000"/>
@@ -21790,7 +24486,7 @@
                 <w:szCs w:val="22"/>
                 <w:color w:val="000000"/>
               </w:rPr>
-              <w:t xml:space="preserve"/>
+              <w:t xml:space="preserve">*</w:t>
             </w:r>
           </w:p>
         </w:tc>
